--- a/t08_s1.docx
+++ b/t08_s1.docx
@@ -3,2168 +3,1693 @@
 <w:document xmlns:wpc="http://schemas.microsoft.com/office/word/2010/wordprocessingCanvas" xmlns:mo="http://schemas.microsoft.com/office/mac/office/2008/main" xmlns:mc="http://schemas.openxmlformats.org/markup-compatibility/2006" xmlns:mv="urn:schemas-microsoft-com:mac:vml" xmlns:o="urn:schemas-microsoft-com:office:office" xmlns:r="http://schemas.openxmlformats.org/officeDocument/2006/relationships" xmlns:m="http://schemas.openxmlformats.org/officeDocument/2006/math" xmlns:v="urn:schemas-microsoft-com:vml" xmlns:wp14="http://schemas.microsoft.com/office/word/2010/wordprocessingDrawing" xmlns:wp="http://schemas.openxmlformats.org/drawingml/2006/wordprocessingDrawing" xmlns:w10="urn:schemas-microsoft-com:office:word" xmlns:w="http://schemas.openxmlformats.org/wordprocessingml/2006/main" xmlns:w14="http://schemas.microsoft.com/office/word/2010/wordml" xmlns:wpg="http://schemas.microsoft.com/office/word/2010/wordprocessingGroup" xmlns:wpi="http://schemas.microsoft.com/office/word/2010/wordprocessingInk" xmlns:wne="http://schemas.microsoft.com/office/word/2006/wordml" xmlns:wps="http://schemas.microsoft.com/office/word/2010/wordprocessingShape" mc:Ignorable="w14 wp14">
   <w:body>
     <w:p>
-      <w:pPr>
-        <w:spacing w:after="20" w:before="120"/>
-      </w:pPr>
-      <w:r>
-        <w:rPr>
-          <w:b/>
-          <w:sz w:val="22"/>
-        </w:rPr>
-        <w:t>Question: Antimicrobial dressing is composed of which of the following metal?</w:t>
-      </w:r>
-    </w:p>
-    <w:p>
-      <w:pPr>
-        <w:spacing w:after="0" w:before="0"/>
-      </w:pPr>
-      <w:r>
-        <w:rPr>
-          <w:b w:val="0"/>
-          <w:sz w:val="22"/>
-        </w:rPr>
-        <w:t>(a) Copper</w:t>
-      </w:r>
-    </w:p>
-    <w:p>
-      <w:pPr>
-        <w:spacing w:after="0" w:before="0"/>
-      </w:pPr>
-      <w:r>
-        <w:rPr>
-          <w:b w:val="0"/>
-          <w:sz w:val="22"/>
-        </w:rPr>
-        <w:t>(b) Silver</w:t>
-      </w:r>
-    </w:p>
-    <w:p>
-      <w:pPr>
-        <w:spacing w:after="0" w:before="0"/>
-      </w:pPr>
-      <w:r>
-        <w:rPr>
-          <w:b w:val="0"/>
-          <w:sz w:val="22"/>
-        </w:rPr>
-        <w:t>(c) Sodium</w:t>
-      </w:r>
-    </w:p>
-    <w:p>
-      <w:pPr>
-        <w:spacing w:after="0" w:before="0"/>
-      </w:pPr>
-      <w:r>
-        <w:rPr>
-          <w:b w:val="0"/>
-          <w:sz w:val="22"/>
-        </w:rPr>
-        <w:t>(d) Zinc</w:t>
-      </w:r>
-    </w:p>
-    <w:p>
-      <w:pPr>
-        <w:spacing w:after="0" w:before="40"/>
-      </w:pPr>
-      <w:r>
-        <w:rPr>
-          <w:b/>
-          <w:sz w:val="22"/>
-        </w:rPr>
-        <w:t>Answer: b</w:t>
-      </w:r>
-    </w:p>
-    <w:p>
-      <w:pPr>
-        <w:spacing w:after="0" w:before="0"/>
-      </w:pPr>
-      <w:r>
-        <w:rPr>
-          <w:b w:val="0"/>
-          <w:sz w:val="21"/>
-        </w:rPr>
-        <w:t>Solution: Antimicrobial dressings often contain silver as the active ingredient. Silver has broad-spectrum antimicrobial properties and is effective against a wide range of bacteria, fungi, and even some viruses. The use of silver in dressings helps prevent and manage wound infections by reducing the microbial load and promoting wound healing. The silver ions released from the dressing inhibit the growth and proliferation of microorganisms, ultimately aiding in the management of infected wounds. Therefore, silver-based antimicrobial dressings are commonly used in the treatment of various types of wounds.</w:t>
-      </w:r>
-    </w:p>
-    <w:p>
-      <w:pPr>
-        <w:spacing w:after="0" w:before="0"/>
-      </w:pPr>
-      <w:r>
-        <w:rPr>
-          <w:b w:val="0"/>
-          <w:sz w:val="20"/>
-        </w:rPr>
-        <w:t>Positive Marks: 1</w:t>
-      </w:r>
-    </w:p>
-    <w:p>
-      <w:pPr>
-        <w:spacing w:after="160" w:before="0"/>
-      </w:pPr>
-      <w:r>
-        <w:rPr>
-          <w:b w:val="0"/>
-          <w:sz w:val="20"/>
-        </w:rPr>
-        <w:t>Negative Marks: 0.25</w:t>
-      </w:r>
-    </w:p>
-    <w:p>
-      <w:pPr>
-        <w:spacing w:after="20" w:before="120"/>
-      </w:pPr>
-      <w:r>
-        <w:rPr>
-          <w:b/>
-          <w:sz w:val="22"/>
-        </w:rPr>
-        <w:t>Question: A client on DOTS therapy for tuberculosis reports orange-red discoloration of urine. What should the nurse explain?</w:t>
-      </w:r>
-    </w:p>
-    <w:p>
-      <w:pPr>
-        <w:spacing w:after="0" w:before="0"/>
-      </w:pPr>
-      <w:r>
-        <w:rPr>
-          <w:b w:val="0"/>
-          <w:sz w:val="22"/>
-        </w:rPr>
-        <w:t>(a) It is a harmless side effect of rifampicin and therapy must continue</w:t>
-      </w:r>
-    </w:p>
-    <w:p>
-      <w:pPr>
-        <w:spacing w:after="0" w:before="0"/>
-      </w:pPr>
-      <w:r>
-        <w:rPr>
-          <w:b w:val="0"/>
-          <w:sz w:val="22"/>
-        </w:rPr>
-        <w:t>(b) The drug must be stopped immediately</w:t>
-      </w:r>
-    </w:p>
-    <w:p>
-      <w:pPr>
-        <w:spacing w:after="0" w:before="0"/>
-      </w:pPr>
-      <w:r>
-        <w:rPr>
-          <w:b w:val="0"/>
-          <w:sz w:val="22"/>
-        </w:rPr>
-        <w:t>(c) It indicates liver damage</w:t>
-      </w:r>
-    </w:p>
-    <w:p>
-      <w:pPr>
-        <w:spacing w:after="0" w:before="0"/>
-      </w:pPr>
-      <w:r>
-        <w:rPr>
-          <w:b w:val="0"/>
-          <w:sz w:val="22"/>
-        </w:rPr>
-        <w:t>(d) The client needs a higher dose</w:t>
-      </w:r>
-    </w:p>
-    <w:p>
-      <w:pPr>
-        <w:spacing w:after="0" w:before="40"/>
-      </w:pPr>
-      <w:r>
-        <w:rPr>
-          <w:b/>
-          <w:sz w:val="22"/>
-        </w:rPr>
-        <w:t>Answer: a</w:t>
-      </w:r>
-    </w:p>
-    <w:p>
-      <w:pPr>
-        <w:spacing w:after="0" w:before="0"/>
-      </w:pPr>
-      <w:r>
-        <w:rPr>
-          <w:b w:val="0"/>
-          <w:sz w:val="21"/>
-        </w:rPr>
-        <w:t>Solution: Rifampicin harmlessly turns urine (and tears/sweat) orange-red; the client is reassured and adherence continues. Jaundice or hepatitis symptoms, however, require evaluation.</w:t>
-      </w:r>
-    </w:p>
-    <w:p>
-      <w:pPr>
-        <w:spacing w:after="0" w:before="0"/>
-      </w:pPr>
-      <w:r>
-        <w:rPr>
-          <w:b w:val="0"/>
-          <w:sz w:val="20"/>
-        </w:rPr>
-        <w:t>Positive Marks: 1</w:t>
-      </w:r>
-    </w:p>
-    <w:p>
-      <w:pPr>
-        <w:spacing w:after="160" w:before="0"/>
-      </w:pPr>
-      <w:r>
-        <w:rPr>
-          <w:b w:val="0"/>
-          <w:sz w:val="20"/>
-        </w:rPr>
-        <w:t>Negative Marks: 0.25</w:t>
-      </w:r>
-    </w:p>
-    <w:p>
-      <w:pPr>
-        <w:spacing w:after="20" w:before="120"/>
-      </w:pPr>
-      <w:r>
-        <w:rPr>
-          <w:b/>
-          <w:sz w:val="22"/>
-        </w:rPr>
-        <w:t>Question: Boat (Ship) is related to Rope; what is related to Foot?</w:t>
-      </w:r>
-    </w:p>
-    <w:p>
-      <w:pPr>
-        <w:spacing w:after="0" w:before="0"/>
-      </w:pPr>
-      <w:r>
-        <w:rPr>
-          <w:b w:val="0"/>
-          <w:sz w:val="22"/>
-        </w:rPr>
-        <w:t>(a) Speaker</w:t>
-      </w:r>
-    </w:p>
-    <w:p>
-      <w:pPr>
-        <w:spacing w:after="0" w:before="0"/>
-      </w:pPr>
-      <w:r>
-        <w:rPr>
-          <w:b w:val="0"/>
-          <w:sz w:val="22"/>
-        </w:rPr>
-        <w:t>(b) Wall Clock</w:t>
-      </w:r>
-    </w:p>
-    <w:p>
-      <w:pPr>
-        <w:spacing w:after="0" w:before="0"/>
-      </w:pPr>
-      <w:r>
-        <w:rPr>
-          <w:b w:val="0"/>
-          <w:sz w:val="22"/>
-        </w:rPr>
-        <w:t>(c) Mug of Water</w:t>
-      </w:r>
-    </w:p>
-    <w:p>
-      <w:pPr>
-        <w:spacing w:after="0" w:before="0"/>
-      </w:pPr>
-      <w:r>
-        <w:rPr>
-          <w:b w:val="0"/>
-          <w:sz w:val="22"/>
-        </w:rPr>
-        <w:t>(d) Measuring Tape</w:t>
-      </w:r>
-    </w:p>
-    <w:p>
-      <w:pPr>
-        <w:spacing w:after="0" w:before="40"/>
-      </w:pPr>
-      <w:r>
-        <w:rPr>
-          <w:b/>
-          <w:sz w:val="22"/>
-        </w:rPr>
-        <w:t>Answer: d</w:t>
-      </w:r>
-    </w:p>
-    <w:p>
-      <w:pPr>
-        <w:spacing w:after="0" w:before="0"/>
-      </w:pPr>
-      <w:r>
-        <w:rPr>
-          <w:b w:val="0"/>
-          <w:sz w:val="21"/>
-        </w:rPr>
-        <w:t>Solution: If "Boat (Ship)" is related to "Rope," then the correct choice related to "Foot" would be "Measuring Tape." In this analogy, "Rope" is a tool or object commonly associated with a "Boat" or "Ship" for various purposes such as tying, anchoring, or controlling the vessel. Similarly, "Measuring Tape" is a tool commonly associated with "Foot" for measuring length or distance. The other options, "Speaker," "Wall Clock," and "Mug of Water," do not have a direct association with "Foot." Synonyms English)</w:t>
-      </w:r>
-    </w:p>
-    <w:p>
-      <w:pPr>
-        <w:spacing w:after="0" w:before="0"/>
-      </w:pPr>
-      <w:r>
-        <w:rPr>
-          <w:b w:val="0"/>
-          <w:sz w:val="20"/>
-        </w:rPr>
-        <w:t>Positive Marks: 1</w:t>
-      </w:r>
-    </w:p>
-    <w:p>
-      <w:pPr>
-        <w:spacing w:after="160" w:before="0"/>
-      </w:pPr>
-      <w:r>
-        <w:rPr>
-          <w:b w:val="0"/>
-          <w:sz w:val="20"/>
-        </w:rPr>
-        <w:t>Negative Marks: 0.25</w:t>
-      </w:r>
-    </w:p>
-    <w:p>
-      <w:pPr>
-        <w:spacing w:after="20" w:before="120"/>
-      </w:pPr>
-      <w:r>
-        <w:rPr>
-          <w:b/>
-          <w:sz w:val="22"/>
-        </w:rPr>
-        <w:t>Question: Which is the EARLIEST sign of respiratory distress in an infant?</w:t>
-      </w:r>
-    </w:p>
-    <w:p>
-      <w:pPr>
-        <w:spacing w:after="0" w:before="0"/>
-      </w:pPr>
-      <w:r>
-        <w:rPr>
-          <w:b w:val="0"/>
-          <w:sz w:val="22"/>
-        </w:rPr>
-        <w:t>(a) Bradycardia</w:t>
-      </w:r>
-    </w:p>
-    <w:p>
-      <w:pPr>
-        <w:spacing w:after="0" w:before="0"/>
-      </w:pPr>
-      <w:r>
-        <w:rPr>
-          <w:b w:val="0"/>
-          <w:sz w:val="22"/>
-        </w:rPr>
-        <w:t>(b) Gasping respirations</w:t>
-      </w:r>
-    </w:p>
-    <w:p>
-      <w:pPr>
-        <w:spacing w:after="0" w:before="0"/>
-      </w:pPr>
-      <w:r>
-        <w:rPr>
-          <w:b w:val="0"/>
-          <w:sz w:val="22"/>
-        </w:rPr>
-        <w:t>(c) Cyanosis</w:t>
-      </w:r>
-    </w:p>
-    <w:p>
-      <w:pPr>
-        <w:spacing w:after="0" w:before="0"/>
-      </w:pPr>
-      <w:r>
-        <w:rPr>
-          <w:b w:val="0"/>
-          <w:sz w:val="22"/>
-        </w:rPr>
-        <w:t>(d) Nasal flaring</w:t>
-      </w:r>
-    </w:p>
-    <w:p>
-      <w:pPr>
-        <w:spacing w:after="0" w:before="40"/>
-      </w:pPr>
-      <w:r>
-        <w:rPr>
-          <w:b/>
-          <w:sz w:val="22"/>
-        </w:rPr>
-        <w:t>Answer: d</w:t>
-      </w:r>
-    </w:p>
-    <w:p>
-      <w:pPr>
-        <w:spacing w:after="0" w:before="0"/>
-      </w:pPr>
-      <w:r>
-        <w:rPr>
-          <w:b w:val="0"/>
-          <w:sz w:val="21"/>
-        </w:rPr>
-        <w:t>Solution: Nasal flaring, grunting, retractions and tachypnea appear early; cyanosis and bradycardia are late, pre-arrest signs.</w:t>
-      </w:r>
-    </w:p>
-    <w:p>
-      <w:pPr>
-        <w:spacing w:after="0" w:before="0"/>
-      </w:pPr>
-      <w:r>
-        <w:rPr>
-          <w:b w:val="0"/>
-          <w:sz w:val="20"/>
-        </w:rPr>
-        <w:t>Positive Marks: 1</w:t>
-      </w:r>
-    </w:p>
-    <w:p>
-      <w:pPr>
-        <w:spacing w:after="160" w:before="0"/>
-      </w:pPr>
-      <w:r>
-        <w:rPr>
-          <w:b w:val="0"/>
-          <w:sz w:val="20"/>
-        </w:rPr>
-        <w:t>Negative Marks: 0.25</w:t>
-      </w:r>
-    </w:p>
-    <w:p>
-      <w:pPr>
-        <w:spacing w:after="20" w:before="120"/>
-      </w:pPr>
-      <w:r>
-        <w:rPr>
-          <w:b/>
-          <w:sz w:val="22"/>
-        </w:rPr>
-        <w:t>Question: Type I immediate hypersensitivity allergic reaction is mediated primarily by immunoglobulin</w:t>
-      </w:r>
-    </w:p>
-    <w:p>
-      <w:pPr>
-        <w:spacing w:after="0" w:before="0"/>
-      </w:pPr>
-      <w:r>
-        <w:rPr>
-          <w:b w:val="0"/>
-          <w:sz w:val="22"/>
-        </w:rPr>
-        <w:t>(a) IgE</w:t>
-      </w:r>
-    </w:p>
-    <w:p>
-      <w:pPr>
-        <w:spacing w:after="0" w:before="0"/>
-      </w:pPr>
-      <w:r>
-        <w:rPr>
-          <w:b w:val="0"/>
-          <w:sz w:val="22"/>
-        </w:rPr>
-        <w:t>(b) IgM</w:t>
-      </w:r>
-    </w:p>
-    <w:p>
-      <w:pPr>
-        <w:spacing w:after="0" w:before="0"/>
-      </w:pPr>
-      <w:r>
-        <w:rPr>
-          <w:b w:val="0"/>
-          <w:sz w:val="22"/>
-        </w:rPr>
-        <w:t>(c) IgA</w:t>
-      </w:r>
-    </w:p>
-    <w:p>
-      <w:pPr>
-        <w:spacing w:after="0" w:before="0"/>
-      </w:pPr>
-      <w:r>
-        <w:rPr>
-          <w:b w:val="0"/>
-          <w:sz w:val="22"/>
-        </w:rPr>
-        <w:t>(d) IgG</w:t>
-      </w:r>
-    </w:p>
-    <w:p>
-      <w:pPr>
-        <w:spacing w:after="0" w:before="40"/>
-      </w:pPr>
-      <w:r>
-        <w:rPr>
-          <w:b/>
-          <w:sz w:val="22"/>
-        </w:rPr>
-        <w:t>Answer: a</w:t>
-      </w:r>
-    </w:p>
-    <w:p>
-      <w:pPr>
-        <w:spacing w:after="0" w:before="0"/>
-      </w:pPr>
-      <w:r>
-        <w:rPr>
-          <w:b w:val="0"/>
-          <w:sz w:val="21"/>
-        </w:rPr>
-        <w:t>Solution: IgE antibodies bind to mast cells and basophils, triggering histamine release upon allergen re-exposure in Type I hypersensitivity (anaphylaxis/asthma).</w:t>
-      </w:r>
-    </w:p>
-    <w:p>
-      <w:pPr>
-        <w:spacing w:after="0" w:before="0"/>
-      </w:pPr>
-      <w:r>
-        <w:rPr>
-          <w:b w:val="0"/>
-          <w:sz w:val="20"/>
-        </w:rPr>
-        <w:t>Positive Marks: 1</w:t>
-      </w:r>
-    </w:p>
-    <w:p>
-      <w:pPr>
-        <w:spacing w:after="160" w:before="0"/>
-      </w:pPr>
-      <w:r>
-        <w:rPr>
-          <w:b w:val="0"/>
-          <w:sz w:val="20"/>
-        </w:rPr>
-        <w:t>Negative Marks: 0.25</w:t>
-      </w:r>
-    </w:p>
-    <w:p>
-      <w:pPr>
-        <w:spacing w:after="20" w:before="120"/>
-      </w:pPr>
-      <w:r>
-        <w:rPr>
-          <w:b/>
-          <w:sz w:val="22"/>
-        </w:rPr>
-        <w:t>Question: What is the recommended HPV vaccination schedule for adolescent girls?</w:t>
-      </w:r>
-    </w:p>
-    <w:p>
-      <w:pPr>
-        <w:spacing w:after="0" w:before="0"/>
-      </w:pPr>
-      <w:r>
-        <w:rPr>
-          <w:b w:val="0"/>
-          <w:sz w:val="22"/>
-        </w:rPr>
-        <w:t>(a) 2 doses, in 1,6 month interval 15 years of age group</w:t>
-      </w:r>
-    </w:p>
-    <w:p>
-      <w:pPr>
-        <w:spacing w:after="0" w:before="0"/>
-      </w:pPr>
-      <w:r>
-        <w:rPr>
-          <w:b w:val="0"/>
-          <w:sz w:val="22"/>
-        </w:rPr>
-        <w:t>(b) 3 doses, in 0, 1, 6 month interval &lt;15 years of age group</w:t>
-      </w:r>
-    </w:p>
-    <w:p>
-      <w:pPr>
-        <w:spacing w:after="0" w:before="0"/>
-      </w:pPr>
-      <w:r>
-        <w:rPr>
-          <w:b w:val="0"/>
-          <w:sz w:val="22"/>
-        </w:rPr>
-        <w:t>(c) 3 doses, in 0,6,12 month interval&lt;15 years of age group</w:t>
-      </w:r>
-    </w:p>
-    <w:p>
-      <w:pPr>
-        <w:spacing w:after="0" w:before="0"/>
-      </w:pPr>
-      <w:r>
-        <w:rPr>
-          <w:b w:val="0"/>
-          <w:sz w:val="22"/>
-        </w:rPr>
-        <w:t>(d) 3 doses, in 0,2.6 month interval 15 years of age group</w:t>
-      </w:r>
-    </w:p>
-    <w:p>
-      <w:pPr>
-        <w:spacing w:after="0" w:before="40"/>
-      </w:pPr>
-      <w:r>
-        <w:rPr>
-          <w:b/>
-          <w:sz w:val="22"/>
-        </w:rPr>
-        <w:t>Answer: b</w:t>
-      </w:r>
-    </w:p>
-    <w:p>
-      <w:pPr>
-        <w:spacing w:after="0" w:before="0"/>
-      </w:pPr>
-      <w:r>
-        <w:rPr>
-          <w:b w:val="0"/>
-          <w:sz w:val="21"/>
-        </w:rPr>
-        <w:t>Solution: The recommended HPV vaccination schedule for adolescent girls is three doses given in a 0, 1, 6-month interval for those under 15 years of age (option B). The HPV vaccine protects against several strains of the human papillomavirus, which is a common sexually transmitted infection and a leading cause of cervical cancer. The three-dose schedule provides optimal protection against HPV and is recommended for girls and boys starting at age 11 or 12. The interval between doses allows for the development of an adequate immune response. It is important to follow the recommended schedule to ensure maximum effectiveness of the vaccine.</w:t>
-      </w:r>
-    </w:p>
-    <w:p>
-      <w:pPr>
-        <w:spacing w:after="0" w:before="0"/>
-      </w:pPr>
-      <w:r>
-        <w:rPr>
-          <w:b w:val="0"/>
-          <w:sz w:val="20"/>
-        </w:rPr>
-        <w:t>Positive Marks: 1</w:t>
-      </w:r>
-    </w:p>
-    <w:p>
-      <w:pPr>
-        <w:spacing w:after="160" w:before="0"/>
-      </w:pPr>
-      <w:r>
-        <w:rPr>
-          <w:b w:val="0"/>
-          <w:sz w:val="20"/>
-        </w:rPr>
-        <w:t>Negative Marks: 0.25</w:t>
-      </w:r>
-    </w:p>
-    <w:p>
-      <w:pPr>
-        <w:spacing w:after="20" w:before="120"/>
-      </w:pPr>
-      <w:r>
-        <w:rPr>
-          <w:b/>
-          <w:sz w:val="22"/>
-        </w:rPr>
-        <w:t>Question: A client with a fractured femur suddenly develops dyspnea, chest pain and confusion 48 hours after injury. Which complication should the nurse suspect FIRST?</w:t>
-      </w:r>
-    </w:p>
-    <w:p>
-      <w:pPr>
-        <w:spacing w:after="0" w:before="0"/>
-      </w:pPr>
-      <w:r>
-        <w:rPr>
-          <w:b w:val="0"/>
-          <w:sz w:val="22"/>
-        </w:rPr>
-        <w:t>(a) Hypovolemic shock</w:t>
-      </w:r>
-    </w:p>
-    <w:p>
-      <w:pPr>
-        <w:spacing w:after="0" w:before="0"/>
-      </w:pPr>
-      <w:r>
-        <w:rPr>
-          <w:b w:val="0"/>
-          <w:sz w:val="22"/>
-        </w:rPr>
-        <w:t>(b) Fat embolism syndrome</w:t>
-      </w:r>
-    </w:p>
-    <w:p>
-      <w:pPr>
-        <w:spacing w:after="0" w:before="0"/>
-      </w:pPr>
-      <w:r>
-        <w:rPr>
-          <w:b w:val="0"/>
-          <w:sz w:val="22"/>
-        </w:rPr>
-        <w:t>(c) Pulmonary embolism</w:t>
-      </w:r>
-    </w:p>
-    <w:p>
-      <w:pPr>
-        <w:spacing w:after="0" w:before="0"/>
-      </w:pPr>
-      <w:r>
-        <w:rPr>
-          <w:b w:val="0"/>
-          <w:sz w:val="22"/>
-        </w:rPr>
-        <w:t>(d) Pneumothorax</w:t>
-      </w:r>
-    </w:p>
-    <w:p>
-      <w:pPr>
-        <w:spacing w:after="0" w:before="40"/>
-      </w:pPr>
-      <w:r>
-        <w:rPr>
-          <w:b/>
-          <w:sz w:val="22"/>
-        </w:rPr>
-        <w:t>Answer: b</w:t>
-      </w:r>
-    </w:p>
-    <w:p>
-      <w:pPr>
-        <w:spacing w:after="0" w:before="0"/>
-      </w:pPr>
-      <w:r>
-        <w:rPr>
-          <w:b w:val="0"/>
-          <w:sz w:val="21"/>
-        </w:rPr>
-        <w:t>Solution: Fat embolism, most common after long-bone fractures, classically presents with respiratory distress and confusion 24-72 hours after injury (petechiae over the chest are a hallmark).</w:t>
-      </w:r>
-    </w:p>
-    <w:p>
-      <w:pPr>
-        <w:spacing w:after="0" w:before="0"/>
-      </w:pPr>
-      <w:r>
-        <w:rPr>
-          <w:b w:val="0"/>
-          <w:sz w:val="20"/>
-        </w:rPr>
-        <w:t>Positive Marks: 1</w:t>
-      </w:r>
-    </w:p>
-    <w:p>
-      <w:pPr>
-        <w:spacing w:after="160" w:before="0"/>
-      </w:pPr>
-      <w:r>
-        <w:rPr>
-          <w:b w:val="0"/>
-          <w:sz w:val="20"/>
-        </w:rPr>
-        <w:t>Negative Marks: 0.25</w:t>
-      </w:r>
-    </w:p>
-    <w:p>
-      <w:pPr>
-        <w:spacing w:after="20" w:before="120"/>
-      </w:pPr>
-      <w:r>
-        <w:rPr>
-          <w:b/>
-          <w:sz w:val="22"/>
-        </w:rPr>
-        <w:t>Question: Which type of catheter is used for intermittent catheterization and is removed immediately after the bladder is emptied?</w:t>
-      </w:r>
-    </w:p>
-    <w:p>
-      <w:pPr>
-        <w:spacing w:after="0" w:before="0"/>
-      </w:pPr>
-      <w:r>
-        <w:rPr>
-          <w:b w:val="0"/>
-          <w:sz w:val="22"/>
-        </w:rPr>
-        <w:t>(a) Malecot catheter</w:t>
-      </w:r>
-    </w:p>
-    <w:p>
-      <w:pPr>
-        <w:spacing w:after="0" w:before="0"/>
-      </w:pPr>
-      <w:r>
-        <w:rPr>
-          <w:b w:val="0"/>
-          <w:sz w:val="22"/>
-        </w:rPr>
-        <w:t>(b) Straight (Nelaton) catheter</w:t>
-      </w:r>
-    </w:p>
-    <w:p>
-      <w:pPr>
-        <w:spacing w:after="0" w:before="0"/>
-      </w:pPr>
-      <w:r>
-        <w:rPr>
-          <w:b w:val="0"/>
-          <w:sz w:val="22"/>
-        </w:rPr>
-        <w:t>(c) Foley catheter</w:t>
-      </w:r>
-    </w:p>
-    <w:p>
-      <w:pPr>
-        <w:spacing w:after="0" w:before="0"/>
-      </w:pPr>
-      <w:r>
-        <w:rPr>
-          <w:b w:val="0"/>
-          <w:sz w:val="22"/>
-        </w:rPr>
-        <w:t>(d) Pezzer catheter</w:t>
-      </w:r>
-    </w:p>
-    <w:p>
-      <w:pPr>
-        <w:spacing w:after="0" w:before="40"/>
-      </w:pPr>
-      <w:r>
-        <w:rPr>
-          <w:b/>
-          <w:sz w:val="22"/>
-        </w:rPr>
-        <w:t>Answer: b</w:t>
-      </w:r>
-    </w:p>
-    <w:p>
-      <w:pPr>
-        <w:spacing w:after="0" w:before="0"/>
-      </w:pPr>
-      <w:r>
-        <w:rPr>
-          <w:b w:val="0"/>
-          <w:sz w:val="21"/>
-        </w:rPr>
-        <w:t>Solution: A straight (Nelaton) catheter is a single-lumen catheter used for intermittent catheterization and is removed once the bladder is drained; a Foley catheter is self-retaining because of its balloon.</w:t>
-      </w:r>
-    </w:p>
-    <w:p>
-      <w:pPr>
-        <w:spacing w:after="0" w:before="0"/>
-      </w:pPr>
-      <w:r>
-        <w:rPr>
-          <w:b w:val="0"/>
-          <w:sz w:val="20"/>
-        </w:rPr>
-        <w:t>Positive Marks: 1</w:t>
-      </w:r>
-    </w:p>
-    <w:p>
-      <w:pPr>
-        <w:spacing w:after="160" w:before="0"/>
-      </w:pPr>
-      <w:r>
-        <w:rPr>
-          <w:b w:val="0"/>
-          <w:sz w:val="20"/>
-        </w:rPr>
-        <w:t>Negative Marks: 0.25</w:t>
-      </w:r>
-    </w:p>
-    <w:p>
-      <w:pPr>
-        <w:spacing w:after="20" w:before="120"/>
-      </w:pPr>
-      <w:r>
-        <w:rPr>
-          <w:b/>
-          <w:sz w:val="22"/>
-        </w:rPr>
-        <w:t>Question: Effective way to destroy the malaria larva</w:t>
-      </w:r>
-    </w:p>
-    <w:p>
-      <w:pPr>
-        <w:spacing w:after="0" w:before="0"/>
-      </w:pPr>
-      <w:r>
-        <w:rPr>
-          <w:b w:val="0"/>
-          <w:sz w:val="22"/>
-        </w:rPr>
-        <w:t>(a) Using gambos fish</w:t>
-      </w:r>
-    </w:p>
-    <w:p>
-      <w:pPr>
-        <w:spacing w:after="0" w:before="0"/>
-      </w:pPr>
-      <w:r>
-        <w:rPr>
-          <w:b w:val="0"/>
-          <w:sz w:val="22"/>
-        </w:rPr>
-        <w:t>(b) Use of kerosene</w:t>
-      </w:r>
-    </w:p>
-    <w:p>
-      <w:pPr>
-        <w:spacing w:after="0" w:before="0"/>
-      </w:pPr>
-      <w:r>
-        <w:rPr>
-          <w:b w:val="0"/>
-          <w:sz w:val="22"/>
-        </w:rPr>
-        <w:t>(c) Use of Spirit</w:t>
-      </w:r>
-    </w:p>
-    <w:p>
-      <w:pPr>
-        <w:spacing w:after="0" w:before="0"/>
-      </w:pPr>
-      <w:r>
-        <w:rPr>
-          <w:b w:val="0"/>
-          <w:sz w:val="22"/>
-        </w:rPr>
-        <w:t>(d) Adding chemicals like bleach to the water</w:t>
-      </w:r>
-    </w:p>
-    <w:p>
-      <w:pPr>
-        <w:spacing w:after="0" w:before="40"/>
-      </w:pPr>
-      <w:r>
-        <w:rPr>
-          <w:b/>
-          <w:sz w:val="22"/>
-        </w:rPr>
-        <w:t>Answer: a</w:t>
-      </w:r>
-    </w:p>
-    <w:p>
-      <w:pPr>
-        <w:spacing w:after="0" w:before="0"/>
-      </w:pPr>
-      <w:r>
-        <w:rPr>
-          <w:b w:val="0"/>
-          <w:sz w:val="21"/>
-        </w:rPr>
-        <w:t>Solution: Gambusia (larvivorous fish) is an effective biological method to destroy mosquito larvae in water.</w:t>
-      </w:r>
-    </w:p>
-    <w:p>
-      <w:pPr>
-        <w:spacing w:after="0" w:before="0"/>
-      </w:pPr>
-      <w:r>
-        <w:rPr>
-          <w:b w:val="0"/>
-          <w:sz w:val="20"/>
-        </w:rPr>
-        <w:t>Positive Marks: 1</w:t>
-      </w:r>
-    </w:p>
-    <w:p>
-      <w:pPr>
-        <w:spacing w:after="160" w:before="0"/>
-      </w:pPr>
-      <w:r>
-        <w:rPr>
-          <w:b w:val="0"/>
-          <w:sz w:val="20"/>
-        </w:rPr>
-        <w:t>Negative Marks: 0.25</w:t>
-      </w:r>
-    </w:p>
-    <w:p>
-      <w:pPr>
-        <w:spacing w:after="20" w:before="120"/>
-      </w:pPr>
-      <w:r>
-        <w:rPr>
-          <w:b/>
-          <w:sz w:val="22"/>
-        </w:rPr>
-        <w:t>Question: A patient presented to the psychiatry OPD with his relatives and complained of knee pain, stating that it was due to aliens interfering with his thoughts and controlling him. Which would be the possible diagnosis according to DSM-5 criteria?</w:t>
-      </w:r>
-    </w:p>
-    <w:p>
-      <w:pPr>
-        <w:spacing w:after="0" w:before="0"/>
-      </w:pPr>
-      <w:r>
-        <w:rPr>
-          <w:b w:val="0"/>
-          <w:sz w:val="22"/>
-        </w:rPr>
-        <w:t>(a) Somatic delusion</w:t>
-      </w:r>
-    </w:p>
-    <w:p>
-      <w:pPr>
-        <w:spacing w:after="0" w:before="0"/>
-      </w:pPr>
-      <w:r>
-        <w:rPr>
-          <w:b w:val="0"/>
-          <w:sz w:val="22"/>
-        </w:rPr>
-        <w:t>(b) Delusion of grandiosity</w:t>
-      </w:r>
-    </w:p>
-    <w:p>
-      <w:pPr>
-        <w:spacing w:after="0" w:before="0"/>
-      </w:pPr>
-      <w:r>
-        <w:rPr>
-          <w:b w:val="0"/>
-          <w:sz w:val="22"/>
-        </w:rPr>
-        <w:t>(c) Delusion of persuasion</w:t>
-      </w:r>
-    </w:p>
-    <w:p>
-      <w:pPr>
-        <w:spacing w:after="0" w:before="0"/>
-      </w:pPr>
-      <w:r>
-        <w:rPr>
-          <w:b w:val="0"/>
-          <w:sz w:val="22"/>
-        </w:rPr>
-        <w:t>(d) Delusion of control</w:t>
-      </w:r>
-    </w:p>
-    <w:p>
-      <w:pPr>
-        <w:spacing w:after="0" w:before="40"/>
-      </w:pPr>
-      <w:r>
-        <w:rPr>
-          <w:b/>
-          <w:sz w:val="22"/>
-        </w:rPr>
-        <w:t>Answer: d</w:t>
-      </w:r>
-    </w:p>
-    <w:p>
-      <w:pPr>
-        <w:spacing w:after="0" w:before="0"/>
-      </w:pPr>
-      <w:r>
-        <w:rPr>
-          <w:b w:val="0"/>
-          <w:sz w:val="21"/>
-        </w:rPr>
-        <w:t>Solution: The possible diagnosis for the patient's presentation is delusion of control, according to DSM-5 criteria. Delusion of control is a subtype of delusional disorder in which the individual has a false belief that external forces are controlling their thoughts or actions. This belief is not due to the effects of a substance or a medical condition and cannot be explained by another mental disorder. The delusions cause significant distress or impairment in social, occupational, or other important areas of functioning.</w:t>
-      </w:r>
-    </w:p>
-    <w:p>
-      <w:pPr>
-        <w:spacing w:after="0" w:before="0"/>
-      </w:pPr>
-      <w:r>
-        <w:rPr>
-          <w:b w:val="0"/>
-          <w:sz w:val="20"/>
-        </w:rPr>
-        <w:t>Positive Marks: 1</w:t>
-      </w:r>
-    </w:p>
-    <w:p>
-      <w:pPr>
-        <w:spacing w:after="160" w:before="0"/>
-      </w:pPr>
-      <w:r>
-        <w:rPr>
-          <w:b w:val="0"/>
-          <w:sz w:val="20"/>
-        </w:rPr>
-        <w:t>Negative Marks: 0.25</w:t>
-      </w:r>
-    </w:p>
-    <w:p>
-      <w:pPr>
-        <w:spacing w:after="20" w:before="120"/>
-      </w:pPr>
-      <w:r>
-        <w:rPr>
-          <w:b/>
-          <w:sz w:val="22"/>
-        </w:rPr>
-        <w:t>Question: A patient on heparin therapy should be monitored with which laboratory test?</w:t>
-      </w:r>
-    </w:p>
-    <w:p>
-      <w:pPr>
-        <w:spacing w:after="0" w:before="0"/>
-      </w:pPr>
-      <w:r>
-        <w:rPr>
-          <w:b w:val="0"/>
-          <w:sz w:val="22"/>
-        </w:rPr>
-        <w:t>(a) Serum creatinine</w:t>
-      </w:r>
-    </w:p>
-    <w:p>
-      <w:pPr>
-        <w:spacing w:after="0" w:before="0"/>
-      </w:pPr>
-      <w:r>
-        <w:rPr>
-          <w:b w:val="0"/>
-          <w:sz w:val="22"/>
-        </w:rPr>
-        <w:t>(b) Bleeding time</w:t>
-      </w:r>
-    </w:p>
-    <w:p>
-      <w:pPr>
-        <w:spacing w:after="0" w:before="0"/>
-      </w:pPr>
-      <w:r>
-        <w:rPr>
-          <w:b w:val="0"/>
-          <w:sz w:val="22"/>
-        </w:rPr>
-        <w:t>(c) PT/INR</w:t>
-      </w:r>
-    </w:p>
-    <w:p>
-      <w:pPr>
-        <w:spacing w:after="0" w:before="0"/>
-      </w:pPr>
-      <w:r>
-        <w:rPr>
-          <w:b w:val="0"/>
-          <w:sz w:val="22"/>
-        </w:rPr>
-        <w:t>(d) aPTT</w:t>
-      </w:r>
-    </w:p>
-    <w:p>
-      <w:pPr>
-        <w:spacing w:after="0" w:before="40"/>
-      </w:pPr>
-      <w:r>
-        <w:rPr>
-          <w:b/>
-          <w:sz w:val="22"/>
-        </w:rPr>
-        <w:t>Answer: d</w:t>
-      </w:r>
-    </w:p>
-    <w:p>
-      <w:pPr>
-        <w:spacing w:after="0" w:before="0"/>
-      </w:pPr>
-      <w:r>
-        <w:rPr>
-          <w:b w:val="0"/>
-          <w:sz w:val="21"/>
-        </w:rPr>
-        <w:t>Solution: Heparin is monitored by activated partial thromboplastin time (aPTT), while warfarin is monitored by PT/INR.</w:t>
-      </w:r>
-    </w:p>
-    <w:p>
-      <w:pPr>
-        <w:spacing w:after="0" w:before="0"/>
-      </w:pPr>
-      <w:r>
-        <w:rPr>
-          <w:b w:val="0"/>
-          <w:sz w:val="20"/>
-        </w:rPr>
-        <w:t>Positive Marks: 1</w:t>
-      </w:r>
-    </w:p>
-    <w:p>
-      <w:pPr>
-        <w:spacing w:after="160" w:before="0"/>
-      </w:pPr>
-      <w:r>
-        <w:rPr>
-          <w:b w:val="0"/>
-          <w:sz w:val="20"/>
-        </w:rPr>
-        <w:t>Negative Marks: 0.25</w:t>
-      </w:r>
-    </w:p>
-    <w:p>
-      <w:pPr>
-        <w:spacing w:after="20" w:before="120"/>
-      </w:pPr>
-      <w:r>
-        <w:rPr>
-          <w:b/>
-          <w:sz w:val="22"/>
-        </w:rPr>
-        <w:t>Question: All of of this is seen in anorexia nervosa except</w:t>
-      </w:r>
-    </w:p>
-    <w:p>
-      <w:pPr>
-        <w:spacing w:after="0" w:before="0"/>
-      </w:pPr>
-      <w:r>
-        <w:rPr>
-          <w:b w:val="0"/>
-          <w:sz w:val="22"/>
-        </w:rPr>
-        <w:t>(a) Electrolyte imbalance</w:t>
-      </w:r>
-    </w:p>
-    <w:p>
-      <w:pPr>
-        <w:spacing w:after="0" w:before="0"/>
-      </w:pPr>
-      <w:r>
-        <w:rPr>
-          <w:b w:val="0"/>
-          <w:sz w:val="22"/>
-        </w:rPr>
-        <w:t>(b) Menorrhagia</w:t>
-      </w:r>
-    </w:p>
-    <w:p>
-      <w:pPr>
-        <w:spacing w:after="0" w:before="0"/>
-      </w:pPr>
-      <w:r>
-        <w:rPr>
-          <w:b w:val="0"/>
-          <w:sz w:val="22"/>
-        </w:rPr>
-        <w:t>(c) Osteoporosis</w:t>
-      </w:r>
-    </w:p>
-    <w:p>
-      <w:pPr>
-        <w:spacing w:after="0" w:before="0"/>
-      </w:pPr>
-      <w:r>
-        <w:rPr>
-          <w:b w:val="0"/>
-          <w:sz w:val="22"/>
-        </w:rPr>
-        <w:t>(d) Myocardial hypertrophy</w:t>
-      </w:r>
-    </w:p>
-    <w:p>
-      <w:pPr>
-        <w:spacing w:after="0" w:before="40"/>
-      </w:pPr>
-      <w:r>
-        <w:rPr>
-          <w:b/>
-          <w:sz w:val="22"/>
-        </w:rPr>
-        <w:t>Answer: b</w:t>
-      </w:r>
-    </w:p>
-    <w:p>
-      <w:pPr>
-        <w:spacing w:after="0" w:before="0"/>
-      </w:pPr>
-      <w:r>
-        <w:rPr>
-          <w:b w:val="0"/>
-          <w:sz w:val="21"/>
-        </w:rPr>
-        <w:t>Solution: Anorexia nervosa causes osteoporosis, electrolyte imbalance and amenorrhoea (not menorrhagia); menstruation is usually scanty or absent.</w:t>
-      </w:r>
-    </w:p>
-    <w:p>
-      <w:pPr>
-        <w:spacing w:after="0" w:before="0"/>
-      </w:pPr>
-      <w:r>
-        <w:rPr>
-          <w:b w:val="0"/>
-          <w:sz w:val="20"/>
-        </w:rPr>
-        <w:t>Positive Marks: 1</w:t>
-      </w:r>
-    </w:p>
-    <w:p>
-      <w:pPr>
-        <w:spacing w:after="160" w:before="0"/>
-      </w:pPr>
-      <w:r>
-        <w:rPr>
-          <w:b w:val="0"/>
-          <w:sz w:val="20"/>
-        </w:rPr>
-        <w:t>Negative Marks: 0.25</w:t>
-      </w:r>
-    </w:p>
-    <w:p>
-      <w:pPr>
-        <w:spacing w:after="20" w:before="120"/>
-      </w:pPr>
-      <w:r>
-        <w:rPr>
-          <w:b/>
-          <w:sz w:val="22"/>
-        </w:rPr>
-        <w:t>Question: The normal range of body temperature by axillary route is:</w:t>
-      </w:r>
-    </w:p>
-    <w:p>
-      <w:pPr>
-        <w:spacing w:after="0" w:before="0"/>
-      </w:pPr>
-      <w:r>
-        <w:rPr>
-          <w:b w:val="0"/>
-          <w:sz w:val="22"/>
-        </w:rPr>
-        <w:t>(a) 36.5-37.5°C</w:t>
-      </w:r>
-    </w:p>
-    <w:p>
-      <w:pPr>
-        <w:spacing w:after="0" w:before="0"/>
-      </w:pPr>
-      <w:r>
-        <w:rPr>
-          <w:b w:val="0"/>
-          <w:sz w:val="22"/>
-        </w:rPr>
-        <w:t>(b) 35.0-36.0°C</w:t>
-      </w:r>
-    </w:p>
-    <w:p>
-      <w:pPr>
-        <w:spacing w:after="0" w:before="0"/>
-      </w:pPr>
-      <w:r>
-        <w:rPr>
-          <w:b w:val="0"/>
-          <w:sz w:val="22"/>
-        </w:rPr>
-        <w:t>(c) 34.0-35.0°C</w:t>
-      </w:r>
-    </w:p>
-    <w:p>
-      <w:pPr>
-        <w:spacing w:after="0" w:before="0"/>
-      </w:pPr>
-      <w:r>
-        <w:rPr>
-          <w:b w:val="0"/>
-          <w:sz w:val="22"/>
-        </w:rPr>
-        <w:t>(d) 37.5-38.5°C</w:t>
-      </w:r>
-    </w:p>
-    <w:p>
-      <w:pPr>
-        <w:spacing w:after="0" w:before="40"/>
-      </w:pPr>
-      <w:r>
-        <w:rPr>
-          <w:b/>
-          <w:sz w:val="22"/>
-        </w:rPr>
-        <w:t>Answer: a</w:t>
-      </w:r>
-    </w:p>
-    <w:p>
-      <w:pPr>
-        <w:spacing w:after="0" w:before="0"/>
-      </w:pPr>
-      <w:r>
-        <w:rPr>
-          <w:b w:val="0"/>
-          <w:sz w:val="21"/>
-        </w:rPr>
-        <w:t>Solution: Axillary temperature is normally 36.5-37.5°C (about 0.5°C lower than oral/rectal).</w:t>
-      </w:r>
-    </w:p>
-    <w:p>
-      <w:pPr>
-        <w:spacing w:after="0" w:before="0"/>
-      </w:pPr>
-      <w:r>
-        <w:rPr>
-          <w:b w:val="0"/>
-          <w:sz w:val="20"/>
-        </w:rPr>
-        <w:t>Positive Marks: 1</w:t>
-      </w:r>
-    </w:p>
-    <w:p>
-      <w:pPr>
-        <w:spacing w:after="160" w:before="0"/>
-      </w:pPr>
-      <w:r>
-        <w:rPr>
-          <w:b w:val="0"/>
-          <w:sz w:val="20"/>
-        </w:rPr>
-        <w:t>Negative Marks: 0.25</w:t>
-      </w:r>
-    </w:p>
-    <w:p>
-      <w:pPr>
-        <w:spacing w:after="20" w:before="120"/>
-      </w:pPr>
-      <w:r>
-        <w:rPr>
-          <w:b/>
-          <w:sz w:val="22"/>
-        </w:rPr>
-        <w:t>Question: Which of the following is the leading cause of child mortality worldwide?</w:t>
-      </w:r>
-    </w:p>
-    <w:p>
-      <w:pPr>
-        <w:spacing w:after="0" w:before="0"/>
-      </w:pPr>
-      <w:r>
-        <w:rPr>
-          <w:b w:val="0"/>
-          <w:sz w:val="22"/>
-        </w:rPr>
-        <w:t>(a) Malaria</w:t>
-      </w:r>
-    </w:p>
-    <w:p>
-      <w:pPr>
-        <w:spacing w:after="0" w:before="0"/>
-      </w:pPr>
-      <w:r>
-        <w:rPr>
-          <w:b w:val="0"/>
-          <w:sz w:val="22"/>
-        </w:rPr>
-        <w:t>(b) Diarrhoea</w:t>
-      </w:r>
-    </w:p>
-    <w:p>
-      <w:pPr>
-        <w:spacing w:after="0" w:before="0"/>
-      </w:pPr>
-      <w:r>
-        <w:rPr>
-          <w:b w:val="0"/>
-          <w:sz w:val="22"/>
-        </w:rPr>
-        <w:t>(c) Obstetrical haemorrhage</w:t>
-      </w:r>
-    </w:p>
-    <w:p>
-      <w:pPr>
-        <w:spacing w:after="0" w:before="0"/>
-      </w:pPr>
-      <w:r>
-        <w:rPr>
-          <w:b w:val="0"/>
-          <w:sz w:val="22"/>
-        </w:rPr>
-        <w:t>(d) Pneumonia</w:t>
-      </w:r>
-    </w:p>
-    <w:p>
-      <w:pPr>
-        <w:spacing w:after="0" w:before="40"/>
-      </w:pPr>
-      <w:r>
-        <w:rPr>
-          <w:b/>
-          <w:sz w:val="22"/>
-        </w:rPr>
-        <w:t>Answer: d</w:t>
-      </w:r>
-    </w:p>
-    <w:p>
-      <w:pPr>
-        <w:spacing w:after="0" w:before="0"/>
-      </w:pPr>
-      <w:r>
-        <w:rPr>
-          <w:b w:val="0"/>
-          <w:sz w:val="21"/>
-        </w:rPr>
-        <w:t>Solution: Pneumonia is the leading cause of child mortality worldwide. According to the World Health Organization (WHO), pneumonia accounts for approximately 15% of all deaths in children under five years of age globally. Other leading causes of child mortality include diarrhea, malaria, and obstetrical hemorrhage.</w:t>
-      </w:r>
-    </w:p>
-    <w:p>
-      <w:pPr>
-        <w:spacing w:after="0" w:before="0"/>
-      </w:pPr>
-      <w:r>
-        <w:rPr>
-          <w:b w:val="0"/>
-          <w:sz w:val="20"/>
-        </w:rPr>
-        <w:t>Positive Marks: 1</w:t>
-      </w:r>
-    </w:p>
-    <w:p>
-      <w:pPr>
-        <w:spacing w:after="160" w:before="0"/>
-      </w:pPr>
-      <w:r>
-        <w:rPr>
-          <w:b w:val="0"/>
-          <w:sz w:val="20"/>
-        </w:rPr>
-        <w:t>Negative Marks: 0.25</w:t>
-      </w:r>
-    </w:p>
-    <w:p>
-      <w:pPr>
-        <w:spacing w:after="20" w:before="120"/>
-      </w:pPr>
-      <w:r>
-        <w:rPr>
-          <w:b/>
-          <w:sz w:val="22"/>
-        </w:rPr>
-        <w:t>Question: A nurse caring for a HIV positive patient got an accidental needle stick injury. Which of the following Is an appropriate immediate action following needle stick injury?</w:t>
-      </w:r>
-    </w:p>
-    <w:p>
-      <w:pPr>
-        <w:spacing w:after="0" w:before="0"/>
-      </w:pPr>
-      <w:r>
-        <w:rPr>
-          <w:b w:val="0"/>
-          <w:sz w:val="22"/>
-        </w:rPr>
-        <w:t>(a) Use bleach or alcohol to clean the wound</w:t>
-      </w:r>
-    </w:p>
-    <w:p>
-      <w:pPr>
-        <w:spacing w:after="0" w:before="0"/>
-      </w:pPr>
-      <w:r>
-        <w:rPr>
-          <w:b w:val="0"/>
-          <w:sz w:val="22"/>
-        </w:rPr>
-        <w:t>(b) Squeeze the wound to bleed it</w:t>
-      </w:r>
-    </w:p>
-    <w:p>
-      <w:pPr>
-        <w:spacing w:after="0" w:before="0"/>
-      </w:pPr>
-      <w:r>
-        <w:rPr>
-          <w:b w:val="0"/>
-          <w:sz w:val="22"/>
-        </w:rPr>
-        <w:t>(c) Put the pricked finger in mouth</w:t>
-      </w:r>
-    </w:p>
-    <w:p>
-      <w:pPr>
-        <w:spacing w:after="0" w:before="0"/>
-      </w:pPr>
-      <w:r>
-        <w:rPr>
-          <w:b w:val="0"/>
-          <w:sz w:val="22"/>
-        </w:rPr>
-        <w:t>(d) Wash the wound and surrounding skin with soap and rinse</w:t>
-      </w:r>
-    </w:p>
-    <w:p>
-      <w:pPr>
-        <w:spacing w:after="0" w:before="40"/>
-      </w:pPr>
-      <w:r>
-        <w:rPr>
-          <w:b/>
-          <w:sz w:val="22"/>
-        </w:rPr>
-        <w:t>Answer: d</w:t>
-      </w:r>
-    </w:p>
-    <w:p>
-      <w:pPr>
-        <w:spacing w:after="0" w:before="0"/>
-      </w:pPr>
-      <w:r>
-        <w:rPr>
-          <w:b w:val="0"/>
-          <w:sz w:val="21"/>
-        </w:rPr>
-        <w:t>Solution: If is experienced the site should be washed with soap and water immediately, report the incident to supervisor, assess the exposure (type of fluid, type of needle, amount of blood on the needle, etc.), evaluate the status of patient and immediately seek the treatment according to protocol.</w:t>
-      </w:r>
-    </w:p>
-    <w:p>
-      <w:pPr>
-        <w:spacing w:after="0" w:before="0"/>
-      </w:pPr>
-      <w:r>
-        <w:rPr>
-          <w:b w:val="0"/>
-          <w:sz w:val="20"/>
-        </w:rPr>
-        <w:t>Positive Marks: 1</w:t>
-      </w:r>
-    </w:p>
-    <w:p>
-      <w:pPr>
-        <w:spacing w:after="160" w:before="0"/>
-      </w:pPr>
-      <w:r>
-        <w:rPr>
-          <w:b w:val="0"/>
-          <w:sz w:val="20"/>
-        </w:rPr>
-        <w:t>Negative Marks: 0.25</w:t>
-      </w:r>
-    </w:p>
-    <w:p>
-      <w:pPr>
-        <w:spacing w:after="20" w:before="120"/>
-      </w:pPr>
-      <w:r>
-        <w:rPr>
-          <w:b/>
-          <w:sz w:val="22"/>
-        </w:rPr>
-        <w:t>Question: Where is the global headquarters of the World Health Organization (WHO) situated?</w:t>
-      </w:r>
-    </w:p>
-    <w:p>
-      <w:pPr>
-        <w:spacing w:after="0" w:before="0"/>
-      </w:pPr>
-      <w:r>
-        <w:rPr>
-          <w:b w:val="0"/>
-          <w:sz w:val="22"/>
-        </w:rPr>
-        <w:t>(a) Rome, Italy</w:t>
-      </w:r>
-    </w:p>
-    <w:p>
-      <w:pPr>
-        <w:spacing w:after="0" w:before="0"/>
-      </w:pPr>
-      <w:r>
-        <w:rPr>
-          <w:b w:val="0"/>
-          <w:sz w:val="22"/>
-        </w:rPr>
-        <w:t>(b) Geneva, Switzerland</w:t>
-      </w:r>
-    </w:p>
-    <w:p>
-      <w:pPr>
-        <w:spacing w:after="0" w:before="0"/>
-      </w:pPr>
-      <w:r>
-        <w:rPr>
-          <w:b w:val="0"/>
-          <w:sz w:val="22"/>
-        </w:rPr>
-        <w:t>(c) Paris, France</w:t>
-      </w:r>
-    </w:p>
-    <w:p>
-      <w:pPr>
-        <w:spacing w:after="0" w:before="0"/>
-      </w:pPr>
-      <w:r>
-        <w:rPr>
-          <w:b w:val="0"/>
-          <w:sz w:val="22"/>
-        </w:rPr>
-        <w:t>(d) Washington D.C., USA</w:t>
-      </w:r>
-    </w:p>
-    <w:p>
-      <w:pPr>
-        <w:spacing w:after="0" w:before="40"/>
-      </w:pPr>
-      <w:r>
-        <w:rPr>
-          <w:b/>
-          <w:sz w:val="22"/>
-        </w:rPr>
-        <w:t>Answer: b</w:t>
-      </w:r>
-    </w:p>
-    <w:p>
-      <w:pPr>
-        <w:spacing w:after="0" w:before="0"/>
-      </w:pPr>
-      <w:r>
-        <w:rPr>
-          <w:b w:val="0"/>
-          <w:sz w:val="21"/>
-        </w:rPr>
-        <w:t>Solution: The World Health Organization (WHO) was founded in 1948 and its global headquarters is located in Geneva, Switzerland.</w:t>
-      </w:r>
-    </w:p>
-    <w:p>
-      <w:pPr>
-        <w:spacing w:after="0" w:before="0"/>
-      </w:pPr>
-      <w:r>
-        <w:rPr>
-          <w:b w:val="0"/>
-          <w:sz w:val="20"/>
-        </w:rPr>
-        <w:t>Positive Marks: 1</w:t>
-      </w:r>
-    </w:p>
-    <w:p>
-      <w:pPr>
-        <w:spacing w:after="160" w:before="0"/>
-      </w:pPr>
-      <w:r>
-        <w:rPr>
-          <w:b w:val="0"/>
-          <w:sz w:val="20"/>
-        </w:rPr>
-        <w:t>Negative Marks: 0.25</w:t>
-      </w:r>
-    </w:p>
-    <w:p>
-      <w:pPr>
-        <w:spacing w:after="20" w:before="120"/>
-      </w:pPr>
-      <w:r>
-        <w:rPr>
-          <w:b/>
-          <w:sz w:val="22"/>
-        </w:rPr>
-        <w:t>Question: In the acronym 'ASHA' (community health worker program in India), what does 'A' stand for?</w:t>
-      </w:r>
-    </w:p>
-    <w:p>
-      <w:pPr>
-        <w:spacing w:after="0" w:before="0"/>
-      </w:pPr>
-      <w:r>
-        <w:rPr>
-          <w:b w:val="0"/>
-          <w:sz w:val="22"/>
-        </w:rPr>
-        <w:t>(a) Accredited</w:t>
-      </w:r>
-    </w:p>
-    <w:p>
-      <w:pPr>
-        <w:spacing w:after="0" w:before="0"/>
-      </w:pPr>
-      <w:r>
-        <w:rPr>
-          <w:b w:val="0"/>
-          <w:sz w:val="22"/>
-        </w:rPr>
-        <w:t>(b) Actor</w:t>
-      </w:r>
-    </w:p>
-    <w:p>
-      <w:pPr>
-        <w:spacing w:after="0" w:before="0"/>
-      </w:pPr>
-      <w:r>
-        <w:rPr>
-          <w:b w:val="0"/>
-          <w:sz w:val="22"/>
-        </w:rPr>
-        <w:t>(c) Accessory</w:t>
-      </w:r>
-    </w:p>
-    <w:p>
-      <w:pPr>
-        <w:spacing w:after="0" w:before="0"/>
-      </w:pPr>
-      <w:r>
-        <w:rPr>
-          <w:b w:val="0"/>
-          <w:sz w:val="22"/>
-        </w:rPr>
-        <w:t>(d) Automated</w:t>
-      </w:r>
-    </w:p>
-    <w:p>
-      <w:pPr>
-        <w:spacing w:after="0" w:before="40"/>
-      </w:pPr>
-      <w:r>
-        <w:rPr>
-          <w:b/>
-          <w:sz w:val="22"/>
-        </w:rPr>
-        <w:t>Answer: a</w:t>
-      </w:r>
-    </w:p>
-    <w:p>
-      <w:pPr>
-        <w:spacing w:after="0" w:before="0"/>
-      </w:pPr>
-      <w:r>
-        <w:rPr>
-          <w:b w:val="0"/>
-          <w:sz w:val="21"/>
-        </w:rPr>
-        <w:t>Solution: ASHA stands for 'Accredited Social Health Activist', instituted under the National Rural Health Mission (NRHM).</w:t>
-      </w:r>
-    </w:p>
-    <w:p>
-      <w:pPr>
-        <w:spacing w:after="0" w:before="0"/>
-      </w:pPr>
-      <w:r>
-        <w:rPr>
-          <w:b w:val="0"/>
-          <w:sz w:val="20"/>
-        </w:rPr>
-        <w:t>Positive Marks: 1</w:t>
-      </w:r>
-    </w:p>
-    <w:p>
-      <w:pPr>
-        <w:spacing w:after="160" w:before="0"/>
-      </w:pPr>
-      <w:r>
-        <w:rPr>
-          <w:b w:val="0"/>
-          <w:sz w:val="20"/>
-        </w:rPr>
-        <w:t>Negative Marks: 0.25</w:t>
-      </w:r>
-    </w:p>
-    <w:p>
-      <w:pPr>
-        <w:spacing w:after="20" w:before="120"/>
-      </w:pPr>
-      <w:r>
-        <w:rPr>
-          <w:b/>
-          <w:sz w:val="22"/>
-        </w:rPr>
-        <w:t>Question: Vaccine that can be freeze and still it does not lose its potency</w:t>
-      </w:r>
-    </w:p>
-    <w:p>
-      <w:pPr>
-        <w:spacing w:after="0" w:before="0"/>
-      </w:pPr>
-      <w:r>
-        <w:rPr>
-          <w:b w:val="0"/>
-          <w:sz w:val="22"/>
-        </w:rPr>
-        <w:t>(a) MMR</w:t>
-      </w:r>
-    </w:p>
-    <w:p>
-      <w:pPr>
-        <w:spacing w:after="0" w:before="0"/>
-      </w:pPr>
-      <w:r>
-        <w:rPr>
-          <w:b w:val="0"/>
-          <w:sz w:val="22"/>
-        </w:rPr>
-        <w:t>(b) OPV</w:t>
-      </w:r>
-    </w:p>
-    <w:p>
-      <w:pPr>
-        <w:spacing w:after="0" w:before="0"/>
-      </w:pPr>
-      <w:r>
-        <w:rPr>
-          <w:b w:val="0"/>
-          <w:sz w:val="22"/>
-        </w:rPr>
-        <w:t>(c) TT</w:t>
-      </w:r>
-    </w:p>
-    <w:p>
-      <w:pPr>
-        <w:spacing w:after="0" w:before="0"/>
-      </w:pPr>
-      <w:r>
-        <w:rPr>
-          <w:b w:val="0"/>
-          <w:sz w:val="22"/>
-        </w:rPr>
-        <w:t>(d) DPT</w:t>
-      </w:r>
-    </w:p>
-    <w:p>
-      <w:pPr>
-        <w:spacing w:after="0" w:before="40"/>
-      </w:pPr>
-      <w:r>
-        <w:rPr>
-          <w:b/>
-          <w:sz w:val="22"/>
-        </w:rPr>
-        <w:t>Answer: a</w:t>
-      </w:r>
-    </w:p>
-    <w:p>
-      <w:pPr>
-        <w:spacing w:after="0" w:before="0"/>
-      </w:pPr>
-      <w:r>
-        <w:rPr>
-          <w:b w:val="0"/>
-          <w:sz w:val="21"/>
-        </w:rPr>
-        <w:t>Solution: MMR is a freeze-dried vaccine that can be frozen without losing potency.</w:t>
-      </w:r>
-    </w:p>
-    <w:p>
-      <w:pPr>
-        <w:spacing w:after="0" w:before="0"/>
-      </w:pPr>
-      <w:r>
-        <w:rPr>
-          <w:b w:val="0"/>
-          <w:sz w:val="20"/>
-        </w:rPr>
-        <w:t>Positive Marks: 1</w:t>
-      </w:r>
-    </w:p>
-    <w:p>
-      <w:pPr>
-        <w:spacing w:after="160" w:before="0"/>
-      </w:pPr>
-      <w:r>
-        <w:rPr>
-          <w:b w:val="0"/>
-          <w:sz w:val="20"/>
-        </w:rPr>
-        <w:t>Negative Marks: 0.25</w:t>
-      </w:r>
-    </w:p>
-    <w:p>
-      <w:pPr>
-        <w:spacing w:after="20" w:before="120"/>
-      </w:pPr>
-      <w:r>
-        <w:rPr>
-          <w:b/>
-          <w:sz w:val="22"/>
-        </w:rPr>
-        <w:t>Question: Intermittent positive pressure breathing is contraindicated in:</w:t>
-      </w:r>
-    </w:p>
-    <w:p>
-      <w:pPr>
-        <w:spacing w:after="0" w:before="0"/>
-      </w:pPr>
-      <w:r>
-        <w:rPr>
-          <w:b w:val="0"/>
-          <w:sz w:val="22"/>
-        </w:rPr>
-        <w:t>(a) Comatose patient</w:t>
-      </w:r>
-    </w:p>
-    <w:p>
-      <w:pPr>
-        <w:spacing w:after="0" w:before="0"/>
-      </w:pPr>
-      <w:r>
-        <w:rPr>
-          <w:b w:val="0"/>
-          <w:sz w:val="22"/>
-        </w:rPr>
-        <w:t>(b) Tracheoesophageal fistula</w:t>
-      </w:r>
-    </w:p>
-    <w:p>
-      <w:pPr>
-        <w:spacing w:after="0" w:before="0"/>
-      </w:pPr>
-      <w:r>
-        <w:rPr>
-          <w:b w:val="0"/>
-          <w:sz w:val="22"/>
-        </w:rPr>
-        <w:t>(c) Pulmonary edema</w:t>
-      </w:r>
-    </w:p>
-    <w:p>
-      <w:pPr>
-        <w:spacing w:after="0" w:before="0"/>
-      </w:pPr>
-      <w:r>
-        <w:rPr>
-          <w:b w:val="0"/>
-          <w:sz w:val="22"/>
-        </w:rPr>
-        <w:t>(d) Asthma</w:t>
-      </w:r>
-    </w:p>
-    <w:p>
-      <w:pPr>
-        <w:spacing w:after="0" w:before="40"/>
-      </w:pPr>
-      <w:r>
-        <w:rPr>
-          <w:b/>
-          <w:sz w:val="22"/>
-        </w:rPr>
-        <w:t>Answer: b</w:t>
-      </w:r>
-    </w:p>
-    <w:p>
-      <w:pPr>
-        <w:spacing w:after="0" w:before="0"/>
-      </w:pPr>
-      <w:r>
-        <w:rPr>
-          <w:b w:val="0"/>
-          <w:sz w:val="21"/>
-        </w:rPr>
-        <w:t>Solution: IPPB is contraindicated in tracheo-oesophageal fistula (air leaks through the fistula instead of ventilating the lungs).</w:t>
-      </w:r>
-    </w:p>
-    <w:p>
-      <w:pPr>
-        <w:spacing w:after="0" w:before="0"/>
-      </w:pPr>
-      <w:r>
-        <w:rPr>
-          <w:b w:val="0"/>
-          <w:sz w:val="20"/>
-        </w:rPr>
-        <w:t>Positive Marks: 1</w:t>
-      </w:r>
-    </w:p>
-    <w:p>
-      <w:pPr>
-        <w:spacing w:after="160" w:before="0"/>
-      </w:pPr>
-      <w:r>
-        <w:rPr>
-          <w:b w:val="0"/>
-          <w:sz w:val="20"/>
-        </w:rPr>
-        <w:t>Negative Marks: 0.25</w:t>
-      </w:r>
-    </w:p>
-    <w:p>
-      <w:pPr>
-        <w:spacing w:after="20" w:before="120"/>
-      </w:pPr>
-      <w:r>
-        <w:rPr>
-          <w:b/>
-          <w:sz w:val="22"/>
-        </w:rPr>
-        <w:t>Question: The relation between the fetal presenting part and meternal pelvis is known as?</w:t>
-      </w:r>
-    </w:p>
-    <w:p>
-      <w:pPr>
-        <w:spacing w:after="0" w:before="0"/>
-      </w:pPr>
-      <w:r>
-        <w:rPr>
-          <w:b w:val="0"/>
-          <w:sz w:val="22"/>
-        </w:rPr>
-        <w:t>(a) Lie</w:t>
-      </w:r>
-    </w:p>
-    <w:p>
-      <w:pPr>
-        <w:spacing w:after="0" w:before="0"/>
-      </w:pPr>
-      <w:r>
-        <w:rPr>
-          <w:b w:val="0"/>
-          <w:sz w:val="22"/>
-        </w:rPr>
-        <w:t>(b) Station</w:t>
-      </w:r>
-    </w:p>
-    <w:p>
-      <w:pPr>
-        <w:spacing w:after="0" w:before="0"/>
-      </w:pPr>
-      <w:r>
-        <w:rPr>
-          <w:b w:val="0"/>
-          <w:sz w:val="22"/>
-        </w:rPr>
-        <w:t>(c) Position</w:t>
-      </w:r>
-    </w:p>
-    <w:p>
-      <w:pPr>
-        <w:spacing w:after="0" w:before="0"/>
-      </w:pPr>
-      <w:r>
-        <w:rPr>
-          <w:b w:val="0"/>
-          <w:sz w:val="22"/>
-        </w:rPr>
-        <w:t>(d) Attitude</w:t>
-      </w:r>
-    </w:p>
-    <w:p>
-      <w:pPr>
-        <w:spacing w:after="0" w:before="40"/>
-      </w:pPr>
-      <w:r>
-        <w:rPr>
-          <w:b/>
-          <w:sz w:val="22"/>
-        </w:rPr>
-        <w:t>Answer: c</w:t>
-      </w:r>
-    </w:p>
-    <w:p>
-      <w:pPr>
-        <w:spacing w:after="0" w:before="0"/>
-      </w:pPr>
-      <w:r>
-        <w:rPr>
-          <w:b w:val="0"/>
-          <w:sz w:val="21"/>
-        </w:rPr>
-        <w:t>Solution: Position is the relationship of the fetal presenting part (reference point such as occiput) to the right or left side of the maternal pelvis.</w:t>
-      </w:r>
-    </w:p>
-    <w:p>
-      <w:pPr>
-        <w:spacing w:after="0" w:before="0"/>
-      </w:pPr>
-      <w:r>
-        <w:rPr>
-          <w:b w:val="0"/>
-          <w:sz w:val="20"/>
-        </w:rPr>
-        <w:t>Positive Marks: 1</w:t>
-      </w:r>
-    </w:p>
-    <w:p>
-      <w:pPr>
-        <w:spacing w:after="160" w:before="0"/>
-      </w:pPr>
-      <w:r>
-        <w:rPr>
-          <w:b w:val="0"/>
-          <w:sz w:val="20"/>
-        </w:rPr>
-        <w:t>Negative Marks: 0.25</w:t>
+      <w:r>
+        <w:t xml:space="preserve">Question: The normal hemoglobin level of an adult female is approximately</w:t>
+      </w:r>
+    </w:p>
+    <w:p>
+      <w:r>
+        <w:t xml:space="preserve">(a) 12-15 g/dL</w:t>
+      </w:r>
+    </w:p>
+    <w:p>
+      <w:r>
+        <w:t xml:space="preserve">(b) 8-10 g/dL</w:t>
+      </w:r>
+    </w:p>
+    <w:p>
+      <w:r>
+        <w:t xml:space="preserve">(c) 18-20 g/dL</w:t>
+      </w:r>
+    </w:p>
+    <w:p>
+      <w:r>
+        <w:t xml:space="preserve">(d) 5-7 g/dL</w:t>
+      </w:r>
+    </w:p>
+    <w:p>
+      <w:r>
+        <w:t xml:space="preserve">Answer: a</w:t>
+      </w:r>
+    </w:p>
+    <w:p>
+      <w:r>
+        <w:t xml:space="preserve">Solution: ✅ Correct Answer: a</w:t>
+      </w:r>
+    </w:p>
+    <w:p>
+      <w:r>
+        <w:t xml:space="preserve">🧠 Clinical Rationale: Normal female hemoglobin is 12-15 g/dL; males run slightly higher at 13-17 g/dL due to testosterone-driven erythropoiesis.</w:t>
+      </w:r>
+    </w:p>
+    <w:p>
+      <w:r>
+        <w:t xml:space="preserve">❌ Why Not Other Options?</w:t>
+      </w:r>
+    </w:p>
+    <w:p>
+      <w:r>
+        <w:t xml:space="preserve">(b) — 8-10 g/dL is moderate anemia.</w:t>
+      </w:r>
+    </w:p>
+    <w:p>
+      <w:r>
+        <w:t xml:space="preserve">(c) — 18-20 g/dL is polycythemia.</w:t>
+      </w:r>
+    </w:p>
+    <w:p>
+      <w:r>
+        <w:t xml:space="preserve">(d) — 5-7 g/dL is severe, life-threatening anemia.</w:t>
+      </w:r>
+    </w:p>
+    <w:p>
+      <w:r>
+        <w:t xml:space="preserve">⚠️ Exam Trap: "Hb: male 13-17, female 12-15, pregnancy &gt; 11; below these = anemia — the gender split is the exam point."</w:t>
+      </w:r>
+    </w:p>
+    <w:p>
+      <w:r>
+        <w:t xml:space="preserve">💎 PNC Pearl: "Male 13-17, female 12-15 — the two hemoglobin doors."</w:t>
+      </w:r>
+    </w:p>
+    <w:p>
+      <w:r>
+        <w:t xml:space="preserve">Positive Marks: 1</w:t>
+      </w:r>
+    </w:p>
+    <w:p>
+      <w:r>
+        <w:t xml:space="preserve">Negative Marks: 0.25</w:t>
+      </w:r>
+    </w:p>
+    <w:p>
+      <w:r>
+        <w:t xml:space="preserve"/>
+      </w:r>
+    </w:p>
+    <w:p>
+      <w:r>
+        <w:t xml:space="preserve">Question: A bedridden patient who cannot get out of bed requires which type of bed-making?</w:t>
+      </w:r>
+    </w:p>
+    <w:p>
+      <w:r>
+        <w:t xml:space="preserve">(a) Occupied bed-making</w:t>
+      </w:r>
+    </w:p>
+    <w:p>
+      <w:r>
+        <w:t xml:space="preserve">(b) Unoccupied bed-making</w:t>
+      </w:r>
+    </w:p>
+    <w:p>
+      <w:r>
+        <w:t xml:space="preserve">(c) Surgical bed-making</w:t>
+      </w:r>
+    </w:p>
+    <w:p>
+      <w:r>
+        <w:t xml:space="preserve">(d) Open bed-making only</w:t>
+      </w:r>
+    </w:p>
+    <w:p>
+      <w:r>
+        <w:t xml:space="preserve">Answer: a</w:t>
+      </w:r>
+    </w:p>
+    <w:p>
+      <w:r>
+        <w:t xml:space="preserve">Solution: ✅ Correct Answer: a</w:t>
+      </w:r>
+    </w:p>
+    <w:p>
+      <w:r>
+        <w:t xml:space="preserve">🧠 Clinical Rationale: The OCCUPIED bed is made while the patient REMAINS in bed — using a side-to-side, top-to-bottom technique that moves the patient safely.</w:t>
+      </w:r>
+    </w:p>
+    <w:p>
+      <w:r>
+        <w:t xml:space="preserve">❌ Why Not Other Options?</w:t>
+      </w:r>
+    </w:p>
+    <w:p>
+      <w:r>
+        <w:t xml:space="preserve">(b) — Unoccupied bed-making is for a patient who can leave the bed.</w:t>
+      </w:r>
+    </w:p>
+    <w:p>
+      <w:r>
+        <w:t xml:space="preserve">(c) — A surgical (recovery) bed is prepared for a post-op patient.</w:t>
+      </w:r>
+    </w:p>
+    <w:p>
+      <w:r>
+        <w:t xml:space="preserve">(d) — Open bed is a variant, not the answer for a bed-bound patient.</w:t>
+      </w:r>
+    </w:p>
+    <w:p>
+      <w:r>
+        <w:t xml:space="preserve">⚠️ Exam Trap: Bed types — "occupied = patient stays in; unoccupied = patient out; surgical = post-op ready (fan-folded top linen)."</w:t>
+      </w:r>
+    </w:p>
+    <w:p>
+      <w:r>
+        <w:t xml:space="preserve">💎 PNC Pearl: "Occupied bed = work around the patient — roll, smooth, roll, smooth."</w:t>
+      </w:r>
+    </w:p>
+    <w:p>
+      <w:r>
+        <w:t xml:space="preserve">Positive Marks: 1</w:t>
+      </w:r>
+    </w:p>
+    <w:p>
+      <w:r>
+        <w:t xml:space="preserve">Negative Marks: 0.25</w:t>
+      </w:r>
+    </w:p>
+    <w:p>
+      <w:r>
+        <w:t xml:space="preserve"/>
+      </w:r>
+    </w:p>
+    <w:p>
+      <w:r>
+        <w:t xml:space="preserve">Question: A patient with a colostomy should be taught to change the colostomy bag</w:t>
+      </w:r>
+    </w:p>
+    <w:p>
+      <w:r>
+        <w:t xml:space="preserve">(a) When it is one-third to one-half full, or every 2-3 days as needed</w:t>
+      </w:r>
+    </w:p>
+    <w:p>
+      <w:r>
+        <w:t xml:space="preserve">(b) Only once a month</w:t>
+      </w:r>
+    </w:p>
+    <w:p>
+      <w:r>
+        <w:t xml:space="preserve">(c) Never until it leaks</w:t>
+      </w:r>
+    </w:p>
+    <w:p>
+      <w:r>
+        <w:t xml:space="preserve">(d) Every hour</w:t>
+      </w:r>
+    </w:p>
+    <w:p>
+      <w:r>
+        <w:t xml:space="preserve">Answer: a</w:t>
+      </w:r>
+    </w:p>
+    <w:p>
+      <w:r>
+        <w:t xml:space="preserve">Solution: ✅ Correct Answer: a</w:t>
+      </w:r>
+    </w:p>
+    <w:p>
+      <w:r>
+        <w:t xml:space="preserve">🧠 Clinical Rationale: The pouch is EMPTIED when one-third to one-half full (to prevent leakage from weight) and CHANGED every 2-3 days (or as needed) to prevent skin irritation.</w:t>
+      </w:r>
+    </w:p>
+    <w:p>
+      <w:r>
+        <w:t xml:space="preserve">❌ Why Not Other Options?</w:t>
+      </w:r>
+    </w:p>
+    <w:p>
+      <w:r>
+        <w:t xml:space="preserve">(b) — Monthly changes invite skin breakdown.</w:t>
+      </w:r>
+    </w:p>
+    <w:p>
+      <w:r>
+        <w:t xml:space="preserve">(c) — Waiting until leakage damages the skin.</w:t>
+      </w:r>
+    </w:p>
+    <w:p>
+      <w:r>
+        <w:t xml:space="preserve">(d) — Hourly changes are wasteful and irritating.</w:t>
+      </w:r>
+    </w:p>
+    <w:p>
+      <w:r>
+        <w:t xml:space="preserve">⚠️ Exam Trap: "Stoma care = empty at 1/3-1/2 full, change every 2-3 days; healthy stoma = pink and moist; skin should stay dry and intact."</w:t>
+      </w:r>
+    </w:p>
+    <w:p>
+      <w:r>
+        <w:t xml:space="preserve">💎 PNC Pearl: "Empty the pouch before it's heavy, change the flange before the skin complains."</w:t>
+      </w:r>
+    </w:p>
+    <w:p>
+      <w:r>
+        <w:t xml:space="preserve">Positive Marks: 1</w:t>
+      </w:r>
+    </w:p>
+    <w:p>
+      <w:r>
+        <w:t xml:space="preserve">Negative Marks: 0.25</w:t>
+      </w:r>
+    </w:p>
+    <w:p>
+      <w:r>
+        <w:t xml:space="preserve"/>
+      </w:r>
+    </w:p>
+    <w:p>
+      <w:r>
+        <w:t xml:space="preserve">Question: "Lightening" in late pregnancy refers to</w:t>
+      </w:r>
+    </w:p>
+    <w:p>
+      <w:r>
+        <w:t xml:space="preserve">(a) Descent of the fetal head into the pelvis</w:t>
+      </w:r>
+    </w:p>
+    <w:p>
+      <w:r>
+        <w:t xml:space="preserve">(b) The first fetal movement</w:t>
+      </w:r>
+    </w:p>
+    <w:p>
+      <w:r>
+        <w:t xml:space="preserve">(c) Rupture of the membranes</w:t>
+      </w:r>
+    </w:p>
+    <w:p>
+      <w:r>
+        <w:t xml:space="preserve">(d) The passage of the mucus plug</w:t>
+      </w:r>
+    </w:p>
+    <w:p>
+      <w:r>
+        <w:t xml:space="preserve">Answer: a</w:t>
+      </w:r>
+    </w:p>
+    <w:p>
+      <w:r>
+        <w:t xml:space="preserve">Solution: ✅ Correct Answer: a</w:t>
+      </w:r>
+    </w:p>
+    <w:p>
+      <w:r>
+        <w:t xml:space="preserve">🧠 Clinical Rationale: LIGHTENING is the descent of the presenting part into the pelvic brim — usually 2-4 weeks before term in primigravidas; breathing becomes easier, frequency increases.</w:t>
+      </w:r>
+    </w:p>
+    <w:p>
+      <w:r>
+        <w:t xml:space="preserve">❌ Why Not Other Options?</w:t>
+      </w:r>
+    </w:p>
+    <w:p>
+      <w:r>
+        <w:t xml:space="preserve">(b) — First fetal movement is QUICKENING.</w:t>
+      </w:r>
+    </w:p>
+    <w:p>
+      <w:r>
+        <w:t xml:space="preserve">(c) — Rupture of membranes is the waters breaking.</w:t>
+      </w:r>
+    </w:p>
+    <w:p>
+      <w:r>
+        <w:t xml:space="preserve">(d) — The mucus plug is the 'show'.</w:t>
+      </w:r>
+    </w:p>
+    <w:p>
+      <w:r>
+        <w:t xml:space="preserve">⚠️ Exam Trap: OB terms — "lightening = head drops (easier breathing, more urination); quickening = first movements (16-20 weeks); show = mucus plug."</w:t>
+      </w:r>
+    </w:p>
+    <w:p>
+      <w:r>
+        <w:t xml:space="preserve">💎 PNC Pearl: "Lightening lightens the breathing — the baby has settled into the pelvis."</w:t>
+      </w:r>
+    </w:p>
+    <w:p>
+      <w:r>
+        <w:t xml:space="preserve">Positive Marks: 1</w:t>
+      </w:r>
+    </w:p>
+    <w:p>
+      <w:r>
+        <w:t xml:space="preserve">Negative Marks: 0.25</w:t>
+      </w:r>
+    </w:p>
+    <w:p>
+      <w:r>
+        <w:t xml:space="preserve"/>
+      </w:r>
+    </w:p>
+    <w:p>
+      <w:r>
+        <w:t xml:space="preserve">Question: The first-line antipyretic recommended for children is</w:t>
+      </w:r>
+    </w:p>
+    <w:p>
+      <w:r>
+        <w:t xml:space="preserve">(a) Paracetamol</w:t>
+      </w:r>
+    </w:p>
+    <w:p>
+      <w:r>
+        <w:t xml:space="preserve">(b) Aspirin</w:t>
+      </w:r>
+    </w:p>
+    <w:p>
+      <w:r>
+        <w:t xml:space="preserve">(c) Ibuprofen in all cases</w:t>
+      </w:r>
+    </w:p>
+    <w:p>
+      <w:r>
+        <w:t xml:space="preserve">(d) Steroids</w:t>
+      </w:r>
+    </w:p>
+    <w:p>
+      <w:r>
+        <w:t xml:space="preserve">Answer: a</w:t>
+      </w:r>
+    </w:p>
+    <w:p>
+      <w:r>
+        <w:t xml:space="preserve">Solution: ✅ Correct Answer: a</w:t>
+      </w:r>
+    </w:p>
+    <w:p>
+      <w:r>
+        <w:t xml:space="preserve">🧠 Clinical Rationale: PARACETAMOL is the antipyretic of choice in children; ASPIRIN is AVOIDED because of the risk of REYE'S SYNDROME.</w:t>
+      </w:r>
+    </w:p>
+    <w:p>
+      <w:r>
+        <w:t xml:space="preserve">❌ Why Not Other Options?</w:t>
+      </w:r>
+    </w:p>
+    <w:p>
+      <w:r>
+        <w:t xml:space="preserve">(b) — Aspirin in children risks Reye's syndrome (hepatic encephalopathy).</w:t>
+      </w:r>
+    </w:p>
+    <w:p>
+      <w:r>
+        <w:t xml:space="preserve">(c) — Ibuprofen is an alternative but not first-line in all cases (avoid in dehydration).</w:t>
+      </w:r>
+    </w:p>
+    <w:p>
+      <w:r>
+        <w:t xml:space="preserve">(d) — Steroids are not antipyretics.</w:t>
+      </w:r>
+    </w:p>
+    <w:p>
+      <w:r>
+        <w:t xml:space="preserve">⚠️ Exam Trap: "Children + fever = paracetamol (10-15 mg/kg); aspirin is CONTRAINDICATED under 12 years (Reye's syndrome)."</w:t>
+      </w:r>
+    </w:p>
+    <w:p>
+      <w:r>
+        <w:t xml:space="preserve">💎 PNC Pearl: "Paracetamol for the little ones; aspirin is banned from childhood — Reye's is the reason."</w:t>
+      </w:r>
+    </w:p>
+    <w:p>
+      <w:r>
+        <w:t xml:space="preserve">Positive Marks: 1</w:t>
+      </w:r>
+    </w:p>
+    <w:p>
+      <w:r>
+        <w:t xml:space="preserve">Negative Marks: 0.25</w:t>
+      </w:r>
+    </w:p>
+    <w:p>
+      <w:r>
+        <w:t xml:space="preserve"/>
+      </w:r>
+    </w:p>
+    <w:p>
+      <w:r>
+        <w:t xml:space="preserve">Question: The behavioral therapy that gradually exposes a patient to the feared object to reduce phobic anxiety is</w:t>
+      </w:r>
+    </w:p>
+    <w:p>
+      <w:r>
+        <w:t xml:space="preserve">(a) Systematic desensitization</w:t>
+      </w:r>
+    </w:p>
+    <w:p>
+      <w:r>
+        <w:t xml:space="preserve">(b) Electroconvulsive therapy</w:t>
+      </w:r>
+    </w:p>
+    <w:p>
+      <w:r>
+        <w:t xml:space="preserve">(c) Psychosurgery</w:t>
+      </w:r>
+    </w:p>
+    <w:p>
+      <w:r>
+        <w:t xml:space="preserve">(d) Milieu therapy only</w:t>
+      </w:r>
+    </w:p>
+    <w:p>
+      <w:r>
+        <w:t xml:space="preserve">Answer: a</w:t>
+      </w:r>
+    </w:p>
+    <w:p>
+      <w:r>
+        <w:t xml:space="preserve">Solution: ✅ Correct Answer: a</w:t>
+      </w:r>
+    </w:p>
+    <w:p>
+      <w:r>
+        <w:t xml:space="preserve">🧠 Clinical Rationale: SYSTEMATIC DESENSITIZATION pairs relaxation with GRADUAL exposure to feared stimuli — extinguishing phobic responses step by step.</w:t>
+      </w:r>
+    </w:p>
+    <w:p>
+      <w:r>
+        <w:t xml:space="preserve">❌ Why Not Other Options?</w:t>
+      </w:r>
+    </w:p>
+    <w:p>
+      <w:r>
+        <w:t xml:space="preserve">(b) — ECT is for severe depression.</w:t>
+      </w:r>
+    </w:p>
+    <w:p>
+      <w:r>
+        <w:t xml:space="preserve">(c) — Psychosurgery is a neurosurgical treatment.</w:t>
+      </w:r>
+    </w:p>
+    <w:p>
+      <w:r>
+        <w:t xml:space="preserve">(d) — Milieu therapy is the therapeutic environment.</w:t>
+      </w:r>
+    </w:p>
+    <w:p>
+      <w:r>
+        <w:t xml:space="preserve">⚠️ Exam Trap: "Phobia → systematic desensitization (graded exposure + relaxation); OCD → exposure + response prevention (ERP)."</w:t>
+      </w:r>
+    </w:p>
+    <w:p>
+      <w:r>
+        <w:t xml:space="preserve">💎 PNC Pearl: "Face the fear in small steps, stay relaxed — systematic desensitization rewires the alarm."</w:t>
+      </w:r>
+    </w:p>
+    <w:p>
+      <w:r>
+        <w:t xml:space="preserve">Positive Marks: 1</w:t>
+      </w:r>
+    </w:p>
+    <w:p>
+      <w:r>
+        <w:t xml:space="preserve">Negative Marks: 0.25</w:t>
+      </w:r>
+    </w:p>
+    <w:p>
+      <w:r>
+        <w:t xml:space="preserve"/>
+      </w:r>
+    </w:p>
+    <w:p>
+      <w:r>
+        <w:t xml:space="preserve">Question: The Mid-Day Meal scheme in schools aims to</w:t>
+      </w:r>
+    </w:p>
+    <w:p>
+      <w:r>
+        <w:t xml:space="preserve">(a) Improve nutrition and school attendance of children</w:t>
+      </w:r>
+    </w:p>
+    <w:p>
+      <w:r>
+        <w:t xml:space="preserve">(b) Provide uniforms only</w:t>
+      </w:r>
+    </w:p>
+    <w:p>
+      <w:r>
+        <w:t xml:space="preserve">(c) Build new classrooms only</w:t>
+      </w:r>
+    </w:p>
+    <w:p>
+      <w:r>
+        <w:t xml:space="preserve">(d) Pay teacher salaries only</w:t>
+      </w:r>
+    </w:p>
+    <w:p>
+      <w:r>
+        <w:t xml:space="preserve">Answer: a</w:t>
+      </w:r>
+    </w:p>
+    <w:p>
+      <w:r>
+        <w:t xml:space="preserve">Solution: ✅ Correct Answer: a</w:t>
+      </w:r>
+    </w:p>
+    <w:p>
+      <w:r>
+        <w:t xml:space="preserve">🧠 Clinical Rationale: The Mid-Day Meal scheme provides a nutritious cooked meal to school children — improving NUTRITION, school ATTENDANCE, and learning.</w:t>
+      </w:r>
+    </w:p>
+    <w:p>
+      <w:r>
+        <w:t xml:space="preserve">❌ Why Not Other Options?</w:t>
+      </w:r>
+    </w:p>
+    <w:p>
+      <w:r>
+        <w:t xml:space="preserve">(b) — Uniforms are not the scheme's core.</w:t>
+      </w:r>
+    </w:p>
+    <w:p>
+      <w:r>
+        <w:t xml:space="preserve">(c) — Classrooms are an infrastructure matter.</w:t>
+      </w:r>
+    </w:p>
+    <w:p>
+      <w:r>
+        <w:t xml:space="preserve">(d) — Teacher salaries are separate.</w:t>
+      </w:r>
+    </w:p>
+    <w:p>
+      <w:r>
+        <w:t xml:space="preserve">⚠️ Exam Trap: "Mid-Day Meal = nutrition + attendance + social equity (cooked meal, not dry ration) — the triple purpose is the exam answer."</w:t>
+      </w:r>
+    </w:p>
+    <w:p>
+      <w:r>
+        <w:t xml:space="preserve">💎 PNC Pearl: "A hot meal in school fills stomachs and classrooms alike."</w:t>
+      </w:r>
+    </w:p>
+    <w:p>
+      <w:r>
+        <w:t xml:space="preserve">Positive Marks: 1</w:t>
+      </w:r>
+    </w:p>
+    <w:p>
+      <w:r>
+        <w:t xml:space="preserve">Negative Marks: 0.25</w:t>
+      </w:r>
+    </w:p>
+    <w:p>
+      <w:r>
+        <w:t xml:space="preserve"/>
+      </w:r>
+    </w:p>
+    <w:p>
+      <w:r>
+        <w:t xml:space="preserve">Question: A patient receiving methotrexate for rheumatoid arthritis should be monitored for</w:t>
+      </w:r>
+    </w:p>
+    <w:p>
+      <w:r>
+        <w:t xml:space="preserve">(a) Bone marrow suppression</w:t>
+      </w:r>
+    </w:p>
+    <w:p>
+      <w:r>
+        <w:t xml:space="preserve">(b) Hypertension</w:t>
+      </w:r>
+    </w:p>
+    <w:p>
+      <w:r>
+        <w:t xml:space="preserve">(c) Weight gain</w:t>
+      </w:r>
+    </w:p>
+    <w:p>
+      <w:r>
+        <w:t xml:space="preserve">(d) Constipation</w:t>
+      </w:r>
+    </w:p>
+    <w:p>
+      <w:r>
+        <w:t xml:space="preserve">Answer: a</w:t>
+      </w:r>
+    </w:p>
+    <w:p>
+      <w:r>
+        <w:t xml:space="preserve">Solution: ✅ Correct Answer: a</w:t>
+      </w:r>
+    </w:p>
+    <w:p>
+      <w:r>
+        <w:t xml:space="preserve">🧠 Clinical Rationale: METHOTREXATE can suppress the BONE MARROW (pancytopenia) and damage the liver — blood counts, LFTs, and renal function are monitored regularly.</w:t>
+      </w:r>
+    </w:p>
+    <w:p>
+      <w:r>
+        <w:t xml:space="preserve">❌ Why Not Other Options?</w:t>
+      </w:r>
+    </w:p>
+    <w:p>
+      <w:r>
+        <w:t xml:space="preserve">(b) — Hypertension is not the methotrexate risk.</w:t>
+      </w:r>
+    </w:p>
+    <w:p>
+      <w:r>
+        <w:t xml:space="preserve">(c) — Weight gain is not typical.</w:t>
+      </w:r>
+    </w:p>
+    <w:p>
+      <w:r>
+        <w:t xml:space="preserve">(d) — Constipation is not the hallmark.</w:t>
+      </w:r>
+    </w:p>
+    <w:p>
+      <w:r>
+        <w:t xml:space="preserve">⚠️ Exam Trap: "Methotrexate = CBC + LFTs + creatinine monitoring; folic acid is given alongside to reduce side effects."</w:t>
+      </w:r>
+    </w:p>
+    <w:p>
+      <w:r>
+        <w:t xml:space="preserve">💎 PNC Pearl: "Methotrexate tames the joints but taxes the marrow — the monthly blood test is the guard."</w:t>
+      </w:r>
+    </w:p>
+    <w:p>
+      <w:r>
+        <w:t xml:space="preserve">Positive Marks: 1</w:t>
+      </w:r>
+    </w:p>
+    <w:p>
+      <w:r>
+        <w:t xml:space="preserve">Negative Marks: 0.25</w:t>
+      </w:r>
+    </w:p>
+    <w:p>
+      <w:r>
+        <w:t xml:space="preserve"/>
+      </w:r>
+    </w:p>
+    <w:p>
+      <w:r>
+        <w:t xml:space="preserve">Question: The normal mean arterial pressure (MAP) of an adult is approximately</w:t>
+      </w:r>
+    </w:p>
+    <w:p>
+      <w:r>
+        <w:t xml:space="preserve">(a) 70-105 mmHg</w:t>
+      </w:r>
+    </w:p>
+    <w:p>
+      <w:r>
+        <w:t xml:space="preserve">(b) 200-300 mmHg</w:t>
+      </w:r>
+    </w:p>
+    <w:p>
+      <w:r>
+        <w:t xml:space="preserve">(c) 20-30 mmHg</w:t>
+      </w:r>
+    </w:p>
+    <w:p>
+      <w:r>
+        <w:t xml:space="preserve">(d) 400-500 mmHg</w:t>
+      </w:r>
+    </w:p>
+    <w:p>
+      <w:r>
+        <w:t xml:space="preserve">Answer: a</w:t>
+      </w:r>
+    </w:p>
+    <w:p>
+      <w:r>
+        <w:t xml:space="preserve">Solution: ✅ Correct Answer: a</w:t>
+      </w:r>
+    </w:p>
+    <w:p>
+      <w:r>
+        <w:t xml:space="preserve">🧠 Clinical Rationale: Normal MAP is about 70-105 mmHg; a MAP of at least 65 mmHg is the target in critically ill patients (MAP = [SBP + 2×DBP] ÷ 3).</w:t>
+      </w:r>
+    </w:p>
+    <w:p>
+      <w:r>
+        <w:t xml:space="preserve">❌ Why Not Other Options?</w:t>
+      </w:r>
+    </w:p>
+    <w:p>
+      <w:r>
+        <w:t xml:space="preserve">(b) — 200-300 mmHg is impossible.</w:t>
+      </w:r>
+    </w:p>
+    <w:p>
+      <w:r>
+        <w:t xml:space="preserve">(c) — 20-30 mmHg is incompatible with perfusion.</w:t>
+      </w:r>
+    </w:p>
+    <w:p>
+      <w:r>
+        <w:t xml:space="preserve">(d) — 400-500 mmHg is not a MAP.</w:t>
+      </w:r>
+    </w:p>
+    <w:p>
+      <w:r>
+        <w:t xml:space="preserve">⚠️ Exam Trap: "MAP ≥ 65 mmHg in critical care; formula = (SBP + 2 DBP) ÷ 3 — the 65 target is the exam number."</w:t>
+      </w:r>
+    </w:p>
+    <w:p>
+      <w:r>
+        <w:t xml:space="preserve">💎 PNC Pearl: "Keep the MAP above 65 — that is the pressure that keeps organs alive."</w:t>
+      </w:r>
+    </w:p>
+    <w:p>
+      <w:r>
+        <w:t xml:space="preserve">Positive Marks: 1</w:t>
+      </w:r>
+    </w:p>
+    <w:p>
+      <w:r>
+        <w:t xml:space="preserve">Negative Marks: 0.25</w:t>
+      </w:r>
+    </w:p>
+    <w:p>
+      <w:r>
+        <w:t xml:space="preserve"/>
+      </w:r>
+    </w:p>
+    <w:p>
+      <w:r>
+        <w:t xml:space="preserve">Question: Pneumonia in elderly patients is most commonly caused by</w:t>
+      </w:r>
+    </w:p>
+    <w:p>
+      <w:r>
+        <w:t xml:space="preserve">(a) Streptococcus pneumoniae</w:t>
+      </w:r>
+    </w:p>
+    <w:p>
+      <w:r>
+        <w:t xml:space="preserve">(b) Vibrio cholerae</w:t>
+      </w:r>
+    </w:p>
+    <w:p>
+      <w:r>
+        <w:t xml:space="preserve">(c) Plasmodium vivax</w:t>
+      </w:r>
+    </w:p>
+    <w:p>
+      <w:r>
+        <w:t xml:space="preserve">(d) Ascaris lumbricoides</w:t>
+      </w:r>
+    </w:p>
+    <w:p>
+      <w:r>
+        <w:t xml:space="preserve">Answer: a</w:t>
+      </w:r>
+    </w:p>
+    <w:p>
+      <w:r>
+        <w:t xml:space="preserve">Solution: ✅ Correct Answer: a</w:t>
+      </w:r>
+    </w:p>
+    <w:p>
+      <w:r>
+        <w:t xml:space="preserve">🧠 Clinical Rationale: STREPTOCOCCUS PNEUMONIAE is the leading bacterial cause of pneumonia in adults and the elderly.</w:t>
+      </w:r>
+    </w:p>
+    <w:p>
+      <w:r>
+        <w:t xml:space="preserve">❌ Why Not Other Options?</w:t>
+      </w:r>
+    </w:p>
+    <w:p>
+      <w:r>
+        <w:t xml:space="preserve">(b) — Vibrio causes cholera.</w:t>
+      </w:r>
+    </w:p>
+    <w:p>
+      <w:r>
+        <w:t xml:space="preserve">(c) — Plasmodium causes malaria.</w:t>
+      </w:r>
+    </w:p>
+    <w:p>
+      <w:r>
+        <w:t xml:space="preserve">(d) — Ascaris is a worm.</w:t>
+      </w:r>
+    </w:p>
+    <w:p>
+      <w:r>
+        <w:t xml:space="preserve">⚠️ Exam Trap: "Pneumonia = pneumococcus (#1); the pneumococcal vaccine protects the elderly; 'atypical' causes include Mycoplasma and viruses."</w:t>
+      </w:r>
+    </w:p>
+    <w:p>
+      <w:r>
+        <w:t xml:space="preserve">💎 PNC Pearl: "Pneumococcus is pneumonia's usual suspect — the vaccine is the shield."</w:t>
+      </w:r>
+    </w:p>
+    <w:p>
+      <w:r>
+        <w:t xml:space="preserve">Positive Marks: 1</w:t>
+      </w:r>
+    </w:p>
+    <w:p>
+      <w:r>
+        <w:t xml:space="preserve">Negative Marks: 0.25</w:t>
+      </w:r>
+    </w:p>
+    <w:p>
+      <w:r>
+        <w:t xml:space="preserve">Question: After cataract surgery, the patient should be positioned on the</w:t>
+      </w:r>
+    </w:p>
+    <w:p>
+      <w:r>
+        <w:t xml:space="preserve">(a) Non-operative side to protect the operated eye</w:t>
+      </w:r>
+    </w:p>
+    <w:p>
+      <w:r>
+        <w:t xml:space="preserve">(b) Operated side</w:t>
+      </w:r>
+    </w:p>
+    <w:p>
+      <w:r>
+        <w:t xml:space="preserve">(c) Prone position</w:t>
+      </w:r>
+    </w:p>
+    <w:p>
+      <w:r>
+        <w:t xml:space="preserve">(d) Standing position</w:t>
+      </w:r>
+    </w:p>
+    <w:p>
+      <w:r>
+        <w:t xml:space="preserve">Answer: a</w:t>
+      </w:r>
+    </w:p>
+    <w:p>
+      <w:r>
+        <w:t xml:space="preserve">Solution: ✅ Correct Answer: a</w:t>
+      </w:r>
+    </w:p>
+    <w:p>
+      <w:r>
+        <w:t xml:space="preserve">🧠 Clinical Rationale: Sleeping or lying on the NON-OPERATIVE side avoids pressure on the operated eye — protecting the surgical site and reducing complications.</w:t>
+      </w:r>
+    </w:p>
+    <w:p>
+      <w:r>
+        <w:t xml:space="preserve">❌ Why Not Other Options?</w:t>
+      </w:r>
+    </w:p>
+    <w:p>
+      <w:r>
+        <w:t xml:space="preserve">(b) — Lying on the operated side presses on the healing eye.</w:t>
+      </w:r>
+    </w:p>
+    <w:p>
+      <w:r>
+        <w:t xml:space="preserve">(c) — Prone is not a post-cataract position.</w:t>
+      </w:r>
+    </w:p>
+    <w:p>
+      <w:r>
+        <w:t xml:space="preserve">(d) — Standing is not a resting position.</w:t>
+      </w:r>
+    </w:p>
+    <w:p>
+      <w:r>
+        <w:t xml:space="preserve">⚠️ Exam Trap: "Cataract post-op = sleep on the non-operative side + eye shield at night + no bending/lifting + report sudden pain or vision loss."</w:t>
+      </w:r>
+    </w:p>
+    <w:p>
+      <w:r>
+        <w:t xml:space="preserve">💎 PNC Pearl: "Sleep on the good side — the healing eye gets the night off."</w:t>
+      </w:r>
+    </w:p>
+    <w:p>
+      <w:r>
+        <w:t xml:space="preserve">Positive Marks: 1</w:t>
+      </w:r>
+    </w:p>
+    <w:p>
+      <w:r>
+        <w:t xml:space="preserve">Negative Marks: 0.25</w:t>
+      </w:r>
+    </w:p>
+    <w:p>
+      <w:r>
+        <w:t xml:space="preserve"/>
+      </w:r>
+    </w:p>
+    <w:p>
+      <w:r>
+        <w:t xml:space="preserve">Question: The correct first aid for a scald burn on the arm is to</w:t>
+      </w:r>
+    </w:p>
+    <w:p>
+      <w:r>
+        <w:t xml:space="preserve">(a) Cool the area with running water for 10-20 minutes</w:t>
+      </w:r>
+    </w:p>
+    <w:p>
+      <w:r>
+        <w:t xml:space="preserve">(b) Apply butter or oil</w:t>
+      </w:r>
+    </w:p>
+    <w:p>
+      <w:r>
+        <w:t xml:space="preserve">(c) Burst the blisters</w:t>
+      </w:r>
+    </w:p>
+    <w:p>
+      <w:r>
+        <w:t xml:space="preserve">(d) Apply ice directly to the skin</w:t>
+      </w:r>
+    </w:p>
+    <w:p>
+      <w:r>
+        <w:t xml:space="preserve">Answer: a</w:t>
+      </w:r>
+    </w:p>
+    <w:p>
+      <w:r>
+        <w:t xml:space="preserve">Solution: ✅ Correct Answer: a</w:t>
+      </w:r>
+    </w:p>
+    <w:p>
+      <w:r>
+        <w:t xml:space="preserve">🧠 Clinical Rationale: Running COOL water for 10-20 minutes reduces heat injury to the tissues; butter, bursting blisters, and direct ice are HARMFUL.</w:t>
+      </w:r>
+    </w:p>
+    <w:p>
+      <w:r>
+        <w:t xml:space="preserve">❌ Why Not Other Options?</w:t>
+      </w:r>
+    </w:p>
+    <w:p>
+      <w:r>
+        <w:t xml:space="preserve">(b) — Butter/oil trap heat and risk infection.</w:t>
+      </w:r>
+    </w:p>
+    <w:p>
+      <w:r>
+        <w:t xml:space="preserve">(c) — Bursting blisters opens the wound to infection.</w:t>
+      </w:r>
+    </w:p>
+    <w:p>
+      <w:r>
+        <w:t xml:space="preserve">(d) — Direct ice causes further tissue damage.</w:t>
+      </w:r>
+    </w:p>
+    <w:p>
+      <w:r>
+        <w:t xml:space="preserve">⚠️ Exam Trap: "Burn first aid = cool running water (not ice), cover with a clean cloth, never pop blisters, never apply greasy substances."</w:t>
+      </w:r>
+    </w:p>
+    <w:p>
+      <w:r>
+        <w:t xml:space="preserve">💎 PNC Pearl: "Cool water, ten to twenty minutes — the burn's best first responder."</w:t>
+      </w:r>
+    </w:p>
+    <w:p>
+      <w:r>
+        <w:t xml:space="preserve">Positive Marks: 1</w:t>
+      </w:r>
+    </w:p>
+    <w:p>
+      <w:r>
+        <w:t xml:space="preserve">Negative Marks: 0.25</w:t>
+      </w:r>
+    </w:p>
+    <w:p>
+      <w:r>
+        <w:t xml:space="preserve"/>
+      </w:r>
+    </w:p>
+    <w:p>
+      <w:r>
+        <w:t xml:space="preserve">Question: A patient with a spinal cord injury above T6 develops sudden severe hypertension, bradycardia and a severe headache. The nurse recognizes</w:t>
+      </w:r>
+    </w:p>
+    <w:p>
+      <w:r>
+        <w:t xml:space="preserve">(a) Autonomic dysreflexia</w:t>
+      </w:r>
+    </w:p>
+    <w:p>
+      <w:r>
+        <w:t xml:space="preserve">(b) Hypovolemic shock</w:t>
+      </w:r>
+    </w:p>
+    <w:p>
+      <w:r>
+        <w:t xml:space="preserve">(c) Anaphylaxis</w:t>
+      </w:r>
+    </w:p>
+    <w:p>
+      <w:r>
+        <w:t xml:space="preserve">(d) Hypoglycemia</w:t>
+      </w:r>
+    </w:p>
+    <w:p>
+      <w:r>
+        <w:t xml:space="preserve">Answer: a</w:t>
+      </w:r>
+    </w:p>
+    <w:p>
+      <w:r>
+        <w:t xml:space="preserve">Solution: ✅ Correct Answer: a</w:t>
+      </w:r>
+    </w:p>
+    <w:p>
+      <w:r>
+        <w:t xml:space="preserve">🧠 Clinical Rationale: AUTONOMIC DYSREFLEXIA is an emergency of exaggerated sympathetic activity — triggered by bladder/bowel distension BELOW the T6 lesion, causing severe HYPERTENSION, bradycardia, and headache.</w:t>
+      </w:r>
+    </w:p>
+    <w:p>
+      <w:r>
+        <w:t xml:space="preserve">❌ Why Not Other Options?</w:t>
+      </w:r>
+    </w:p>
+    <w:p>
+      <w:r>
+        <w:t xml:space="preserve">(b) — Hypovolemic shock gives hypotension, not hypertension.</w:t>
+      </w:r>
+    </w:p>
+    <w:p>
+      <w:r>
+        <w:t xml:space="preserve">(c) — Anaphylaxis gives hypotension and bronchospasm.</w:t>
+      </w:r>
+    </w:p>
+    <w:p>
+      <w:r>
+        <w:t xml:space="preserve">(d) — Hypoglycemia gives tremors and sweating.</w:t>
+      </w:r>
+    </w:p>
+    <w:p>
+      <w:r>
+        <w:t xml:space="preserve">⚠️ Exam Trap: "Autonomic dysreflexia = lesion above T6 + distended bladder/bowel + sudden hypertension — treat by sitting the patient up and removing the trigger immediately."</w:t>
+      </w:r>
+    </w:p>
+    <w:p>
+      <w:r>
+        <w:t xml:space="preserve">💎 PNC Pearl: "Above T6, a full bladder can spike the pressure — autonomic dysreflexia is a true emergency."</w:t>
+      </w:r>
+    </w:p>
+    <w:p>
+      <w:r>
+        <w:t xml:space="preserve">Positive Marks: 1</w:t>
+      </w:r>
+    </w:p>
+    <w:p>
+      <w:r>
+        <w:t xml:space="preserve">Negative Marks: 0.25</w:t>
+      </w:r>
+    </w:p>
+    <w:p>
+      <w:r>
+        <w:t xml:space="preserve"/>
+      </w:r>
+    </w:p>
+    <w:p>
+      <w:r>
+        <w:t xml:space="preserve">Question: Physical restraints should be used</w:t>
+      </w:r>
+    </w:p>
+    <w:p>
+      <w:r>
+        <w:t xml:space="preserve">(a) As a last resort with a prescription, using the least restrictive device</w:t>
+      </w:r>
+    </w:p>
+    <w:p>
+      <w:r>
+        <w:t xml:space="preserve">(b) As the first action for any restless patient</w:t>
+      </w:r>
+    </w:p>
+    <w:p>
+      <w:r>
+        <w:t xml:space="preserve">(c) For the convenience of the staff</w:t>
+      </w:r>
+    </w:p>
+    <w:p>
+      <w:r>
+        <w:t xml:space="preserve">(d) Without assessment</w:t>
+      </w:r>
+    </w:p>
+    <w:p>
+      <w:r>
+        <w:t xml:space="preserve">Answer: a</w:t>
+      </w:r>
+    </w:p>
+    <w:p>
+      <w:r>
+        <w:t xml:space="preserve">Solution: ✅ Correct Answer: a</w:t>
+      </w:r>
+    </w:p>
+    <w:p>
+      <w:r>
+        <w:t xml:space="preserve">🧠 Clinical Rationale: Restraints are used ONLY as a LAST RESORT, with a physician's order, using the LEAST RESTRICTIVE device — and are reassessed frequently.</w:t>
+      </w:r>
+    </w:p>
+    <w:p>
+      <w:r>
+        <w:t xml:space="preserve">❌ Why Not Other Options?</w:t>
+      </w:r>
+    </w:p>
+    <w:p>
+      <w:r>
+        <w:t xml:space="preserve">(b) — Alternatives (orientation, supervision, alarms) come first.</w:t>
+      </w:r>
+    </w:p>
+    <w:p>
+      <w:r>
+        <w:t xml:space="preserve">(c) — Staff convenience is never a valid reason.</w:t>
+      </w:r>
+    </w:p>
+    <w:p>
+      <w:r>
+        <w:t xml:space="preserve">(d) — Assessment is mandatory before and during use.</w:t>
+      </w:r>
+    </w:p>
+    <w:p>
+      <w:r>
+        <w:t xml:space="preserve">⚠️ Exam Trap: "Restraint rules = last resort + order + least restrictive + frequent checks + documentation; never for convenience or punishment."</w:t>
+      </w:r>
+    </w:p>
+    <w:p>
+      <w:r>
+        <w:t xml:space="preserve">💎 PNC Pearl: "Restraints are the final key — try every other door first."</w:t>
+      </w:r>
+    </w:p>
+    <w:p>
+      <w:r>
+        <w:t xml:space="preserve">Positive Marks: 1</w:t>
+      </w:r>
+    </w:p>
+    <w:p>
+      <w:r>
+        <w:t xml:space="preserve">Negative Marks: 0.25</w:t>
+      </w:r>
+    </w:p>
+    <w:p>
+      <w:r>
+        <w:t xml:space="preserve"/>
+      </w:r>
+    </w:p>
+    <w:p>
+      <w:r>
+        <w:t xml:space="preserve">Question: During pregnancy, the uterus increases in weight from about 50 g to approximately</w:t>
+      </w:r>
+    </w:p>
+    <w:p>
+      <w:r>
+        <w:t xml:space="preserve">(a) 1000 g</w:t>
+      </w:r>
+    </w:p>
+    <w:p>
+      <w:r>
+        <w:t xml:space="preserve">(b) 100 g</w:t>
+      </w:r>
+    </w:p>
+    <w:p>
+      <w:r>
+        <w:t xml:space="preserve">(c) 5 kg</w:t>
+      </w:r>
+    </w:p>
+    <w:p>
+      <w:r>
+        <w:t xml:space="preserve">(d) 10 kg</w:t>
+      </w:r>
+    </w:p>
+    <w:p>
+      <w:r>
+        <w:t xml:space="preserve">Answer: a</w:t>
+      </w:r>
+    </w:p>
+    <w:p>
+      <w:r>
+        <w:t xml:space="preserve">Solution: ✅ Correct Answer: a</w:t>
+      </w:r>
+    </w:p>
+    <w:p>
+      <w:r>
+        <w:t xml:space="preserve">🧠 Clinical Rationale: The pregnant uterus grows from about 50 g to roughly 1 kg (1000 g) AT TERM — due to hypertrophy of muscle fibres.</w:t>
+      </w:r>
+    </w:p>
+    <w:p>
+      <w:r>
+        <w:t xml:space="preserve">❌ Why Not Other Options?</w:t>
+      </w:r>
+    </w:p>
+    <w:p>
+      <w:r>
+        <w:t xml:space="preserve">(b) — 100 g is far too little.</w:t>
+      </w:r>
+    </w:p>
+    <w:p>
+      <w:r>
+        <w:t xml:space="preserve">(c) — 5 kg and (d) 10 kg are grossly overestimated.</w:t>
+      </w:r>
+    </w:p>
+    <w:p>
+      <w:r>
+        <w:t xml:space="preserve">⚠️ Exam Trap: "Uterus 50 g → 1000 g at term (20× increase); the muscle fibres HYPERPLASIA (early) then HYPERTROPHY."</w:t>
+      </w:r>
+    </w:p>
+    <w:p>
+      <w:r>
+        <w:t xml:space="preserve">💎 PNC Pearl: "The womb goes from 50 grams to a kilo — twenty times its starting weight."</w:t>
+      </w:r>
+    </w:p>
+    <w:p>
+      <w:r>
+        <w:t xml:space="preserve">Positive Marks: 1</w:t>
+      </w:r>
+    </w:p>
+    <w:p>
+      <w:r>
+        <w:t xml:space="preserve">Negative Marks: 0.25</w:t>
+      </w:r>
+    </w:p>
+    <w:p>
+      <w:r>
+        <w:t xml:space="preserve"/>
+      </w:r>
+    </w:p>
+    <w:p>
+      <w:r>
+        <w:t xml:space="preserve">Question: The booster doses given at 16-24 months under the Universal Immunization Programme include</w:t>
+      </w:r>
+    </w:p>
+    <w:p>
+      <w:r>
+        <w:t xml:space="preserve">(a) DPT and OPV booster</w:t>
+      </w:r>
+    </w:p>
+    <w:p>
+      <w:r>
+        <w:t xml:space="preserve">(b) BCG</w:t>
+      </w:r>
+    </w:p>
+    <w:p>
+      <w:r>
+        <w:t xml:space="preserve">(c) JE first dose</w:t>
+      </w:r>
+    </w:p>
+    <w:p>
+      <w:r>
+        <w:t xml:space="preserve">(d) Typhoid only</w:t>
+      </w:r>
+    </w:p>
+    <w:p>
+      <w:r>
+        <w:t xml:space="preserve">Answer: a</w:t>
+      </w:r>
+    </w:p>
+    <w:p>
+      <w:r>
+        <w:t xml:space="preserve">Solution: ✅ Correct Answer: a</w:t>
+      </w:r>
+    </w:p>
+    <w:p>
+      <w:r>
+        <w:t xml:space="preserve">🧠 Clinical Rationale: DPT and OPV BOOSTERS are given at 16-24 months, along with the second MR dose and JE booster where applicable.</w:t>
+      </w:r>
+    </w:p>
+    <w:p>
+      <w:r>
+        <w:t xml:space="preserve">❌ Why Not Other Options?</w:t>
+      </w:r>
+    </w:p>
+    <w:p>
+      <w:r>
+        <w:t xml:space="preserve">(b) — BCG is a birth dose.</w:t>
+      </w:r>
+    </w:p>
+    <w:p>
+      <w:r>
+        <w:t xml:space="preserve">(c) — JE first dose is at 9 months.</w:t>
+      </w:r>
+    </w:p>
+    <w:p>
+      <w:r>
+        <w:t xml:space="preserve">(d) — Typhoid is a separate vaccine (9 months+).</w:t>
+      </w:r>
+    </w:p>
+    <w:p>
+      <w:r>
+        <w:t xml:space="preserve">⚠️ Exam Trap: UIP timeline — "birth: BCG/OPV-0/HepB-0; 6-10-14 weeks: OPV/DPT/HepB; 9 months: MR/JE/vit A; 16-24 months: DPT booster + OPV booster + MR-2."</w:t>
+      </w:r>
+    </w:p>
+    <w:p>
+      <w:r>
+        <w:t xml:space="preserve">💎 PNC Pearl: "Sixteen to twenty-four months — the booster bell rings for DPT and OPV."</w:t>
+      </w:r>
+    </w:p>
+    <w:p>
+      <w:r>
+        <w:t xml:space="preserve">Positive Marks: 1</w:t>
+      </w:r>
+    </w:p>
+    <w:p>
+      <w:r>
+        <w:t xml:space="preserve">Negative Marks: 0.25</w:t>
+      </w:r>
+    </w:p>
+    <w:p>
+      <w:r>
+        <w:t xml:space="preserve"/>
+      </w:r>
+    </w:p>
+    <w:p>
+      <w:r>
+        <w:t xml:space="preserve">Question: The Integrated Disease Surveillance Programme (IDSP) aims at</w:t>
+      </w:r>
+    </w:p>
+    <w:p>
+      <w:r>
+        <w:t xml:space="preserve">(a) Early detection and response to disease outbreaks</w:t>
+      </w:r>
+    </w:p>
+    <w:p>
+      <w:r>
+        <w:t xml:space="preserve">(b) Recording births only</w:t>
+      </w:r>
+    </w:p>
+    <w:p>
+      <w:r>
+        <w:t xml:space="preserve">(c) Building new hospitals</w:t>
+      </w:r>
+    </w:p>
+    <w:p>
+      <w:r>
+        <w:t xml:space="preserve">(d) Importing vaccines only</w:t>
+      </w:r>
+    </w:p>
+    <w:p>
+      <w:r>
+        <w:t xml:space="preserve">Answer: a</w:t>
+      </w:r>
+    </w:p>
+    <w:p>
+      <w:r>
+        <w:t xml:space="preserve">Solution: ✅ Correct Answer: a</w:t>
+      </w:r>
+    </w:p>
+    <w:p>
+      <w:r>
+        <w:t xml:space="preserve">🧠 Clinical Rationale: IDSP strengthens SURVEILLANCE to detect and respond to OUTBREAKS of communicable diseases quickly.</w:t>
+      </w:r>
+    </w:p>
+    <w:p>
+      <w:r>
+        <w:t xml:space="preserve">❌ Why Not Other Options?</w:t>
+      </w:r>
+    </w:p>
+    <w:p>
+      <w:r>
+        <w:t xml:space="preserve">(b) — Birth recording is a civil registration matter.</w:t>
+      </w:r>
+    </w:p>
+    <w:p>
+      <w:r>
+        <w:t xml:space="preserve">(c) — Hospital building is infrastructure.</w:t>
+      </w:r>
+    </w:p>
+    <w:p>
+      <w:r>
+        <w:t xml:space="preserve">(d) — Vaccine import is procurement.</w:t>
+      </w:r>
+    </w:p>
+    <w:p>
+      <w:r>
+        <w:t xml:space="preserve">⚠️ Exam Trap: "IDSP = early warning system for outbreaks (weekly reporting of syndromes) — the surveillance purpose is the exam answer."</w:t>
+      </w:r>
+    </w:p>
+    <w:p>
+      <w:r>
+        <w:t xml:space="preserve">💎 PNC Pearl: "IDSP is the country's outbreak radar — detect early, respond fast."</w:t>
+      </w:r>
+    </w:p>
+    <w:p>
+      <w:r>
+        <w:t xml:space="preserve">Positive Marks: 1</w:t>
+      </w:r>
+    </w:p>
+    <w:p>
+      <w:r>
+        <w:t xml:space="preserve">Negative Marks: 0.25</w:t>
+      </w:r>
+    </w:p>
+    <w:p>
+      <w:r>
+        <w:t xml:space="preserve"/>
+      </w:r>
+    </w:p>
+    <w:p>
+      <w:r>
+        <w:t xml:space="preserve">Question: In a patient with major burns, the urine output should be maintained at least</w:t>
+      </w:r>
+    </w:p>
+    <w:p>
+      <w:r>
+        <w:t xml:space="preserve">(a) 30-50 mL per hour</w:t>
+      </w:r>
+    </w:p>
+    <w:p>
+      <w:r>
+        <w:t xml:space="preserve">(b) 5 mL per hour</w:t>
+      </w:r>
+    </w:p>
+    <w:p>
+      <w:r>
+        <w:t xml:space="preserve">(c) 200 mL per hour</w:t>
+      </w:r>
+    </w:p>
+    <w:p>
+      <w:r>
+        <w:t xml:space="preserve">(d) 1 liter per hour</w:t>
+      </w:r>
+    </w:p>
+    <w:p>
+      <w:r>
+        <w:t xml:space="preserve">Answer: a</w:t>
+      </w:r>
+    </w:p>
+    <w:p>
+      <w:r>
+        <w:t xml:space="preserve">Solution: ✅ Correct Answer: a</w:t>
+      </w:r>
+    </w:p>
+    <w:p>
+      <w:r>
+        <w:t xml:space="preserve">🧠 Clinical Rationale: Urine output of 0.5-1 mL/kg/hour (30-50 mL/hr in adults) indicates satisfactory fluid resuscitation and renal perfusion in burns.</w:t>
+      </w:r>
+    </w:p>
+    <w:p>
+      <w:r>
+        <w:t xml:space="preserve">❌ Why Not Other Options?</w:t>
+      </w:r>
+    </w:p>
+    <w:p>
+      <w:r>
+        <w:t xml:space="preserve">(b) — 5 mL/hour is severe oliguria.</w:t>
+      </w:r>
+    </w:p>
+    <w:p>
+      <w:r>
+        <w:t xml:space="preserve">(c) — 200 mL/hour suggests over-resuscitation.</w:t>
+      </w:r>
+    </w:p>
+    <w:p>
+      <w:r>
+        <w:t xml:space="preserve">(d) — 1 liter/hour is excessive.</w:t>
+      </w:r>
+    </w:p>
+    <w:p>
+      <w:r>
+        <w:t xml:space="preserve">⚠️ Exam Trap: "Burn resuscitation target = urine output 30-50 mL/hr (0.5-1 mL/kg/hr); less = under-resuscitation (shock), more = fluid overload."</w:t>
+      </w:r>
+    </w:p>
+    <w:p>
+      <w:r>
+        <w:t xml:space="preserve">💎 PNC Pearl: "The urine bag is the burn patient's fuel gauge — 30 to 50 mL an hour is the sweet spot."</w:t>
+      </w:r>
+    </w:p>
+    <w:p>
+      <w:r>
+        <w:t xml:space="preserve">Positive Marks: 1</w:t>
+      </w:r>
+    </w:p>
+    <w:p>
+      <w:r>
+        <w:t xml:space="preserve">Negative Marks: 0.25</w:t>
+      </w:r>
+    </w:p>
+    <w:p>
+      <w:r>
+        <w:t xml:space="preserve"/>
+      </w:r>
+    </w:p>
+    <w:p>
+      <w:r>
+        <w:t xml:space="preserve">Question: The main dietary source of omega-3 fatty acids is</w:t>
+      </w:r>
+    </w:p>
+    <w:p>
+      <w:r>
+        <w:t xml:space="preserve">(a) Fatty fish</w:t>
+      </w:r>
+    </w:p>
+    <w:p>
+      <w:r>
+        <w:t xml:space="preserve">(b) White rice</w:t>
+      </w:r>
+    </w:p>
+    <w:p>
+      <w:r>
+        <w:t xml:space="preserve">(c) Refined sugar</w:t>
+      </w:r>
+    </w:p>
+    <w:p>
+      <w:r>
+        <w:t xml:space="preserve">(d) Potato</w:t>
+      </w:r>
+    </w:p>
+    <w:p>
+      <w:r>
+        <w:t xml:space="preserve">Answer: a</w:t>
+      </w:r>
+    </w:p>
+    <w:p>
+      <w:r>
+        <w:t xml:space="preserve">Solution: ✅ Correct Answer: a</w:t>
+      </w:r>
+    </w:p>
+    <w:p>
+      <w:r>
+        <w:t xml:space="preserve">🧠 Clinical Rationale: FATTY FISH — salmon, mackerel, sardines — are rich in omega-3 fatty acids (EPA/DHA), which are beneficial for the heart and brain.</w:t>
+      </w:r>
+    </w:p>
+    <w:p>
+      <w:r>
+        <w:t xml:space="preserve">❌ Why Not Other Options?</w:t>
+      </w:r>
+    </w:p>
+    <w:p>
+      <w:r>
+        <w:t xml:space="preserve">(b) — White rice contains no omega-3.</w:t>
+      </w:r>
+    </w:p>
+    <w:p>
+      <w:r>
+        <w:t xml:space="preserve">(c) — Refined sugar contains none.</w:t>
+      </w:r>
+    </w:p>
+    <w:p>
+      <w:r>
+        <w:t xml:space="preserve">(d) — Potato contains none.</w:t>
+      </w:r>
+    </w:p>
+    <w:p>
+      <w:r>
+        <w:t xml:space="preserve">⚠️ Exam Trap: "Omega-3 = fatty fish (and flaxseed, walnuts); the heart-protective fatty acid is the exam association."</w:t>
+      </w:r>
+    </w:p>
+    <w:p>
+      <w:r>
+        <w:t xml:space="preserve">💎 PNC Pearl: "Omega-3 rides on fatty fish — salmon and mackerel are its best carriers."</w:t>
+      </w:r>
+    </w:p>
+    <w:p>
+      <w:r>
+        <w:t xml:space="preserve">Positive Marks: 1</w:t>
+      </w:r>
+    </w:p>
+    <w:p>
+      <w:r>
+        <w:t xml:space="preserve">Negative Marks: 0.25</w:t>
+      </w:r>
+    </w:p>
+    <w:p>
+      <w:r>
+        <w:t xml:space="preserve"/>
+      </w:r>
+    </w:p>
+    <w:p>
+      <w:r>
+        <w:t xml:space="preserve">Question: The "triple check" in medication administration refers to</w:t>
+      </w:r>
+    </w:p>
+    <w:p>
+      <w:r>
+        <w:t xml:space="preserve">(a) Verifying the right drug, dose and patient three times before giving</w:t>
+      </w:r>
+    </w:p>
+    <w:p>
+      <w:r>
+        <w:t xml:space="preserve">(b) Checking the patient's weight</w:t>
+      </w:r>
+    </w:p>
+    <w:p>
+      <w:r>
+        <w:t xml:space="preserve">(c) Counting the beds</w:t>
+      </w:r>
+    </w:p>
+    <w:p>
+      <w:r>
+        <w:t xml:space="preserve">(d) Checking the weather</w:t>
+      </w:r>
+    </w:p>
+    <w:p>
+      <w:r>
+        <w:t xml:space="preserve">Answer: a</w:t>
+      </w:r>
+    </w:p>
+    <w:p>
+      <w:r>
+        <w:t xml:space="preserve">Solution: ✅ Correct Answer: a</w:t>
+      </w:r>
+    </w:p>
+    <w:p>
+      <w:r>
+        <w:t xml:space="preserve">🧠 Clinical Rationale: The nurse verifies the DRUG, DOSE, and PATIENT at THREE points — from the drawer, when preparing, and at the bedside.</w:t>
+      </w:r>
+    </w:p>
+    <w:p>
+      <w:r>
+        <w:t xml:space="preserve">❌ Why Not Other Options?</w:t>
+      </w:r>
+    </w:p>
+    <w:p>
+      <w:r>
+        <w:t xml:space="preserve">(b) — Weight is not the triple check.</w:t>
+      </w:r>
+    </w:p>
+    <w:p>
+      <w:r>
+        <w:t xml:space="preserve">(c) — Bed counting is unrelated.</w:t>
+      </w:r>
+    </w:p>
+    <w:p>
+      <w:r>
+        <w:t xml:space="preserve">(d) — Weather is unrelated.</w:t>
+      </w:r>
+    </w:p>
+    <w:p>
+      <w:r>
+        <w:t xml:space="preserve">⚠️ Exam Trap: "Triple check = drug + dose + patient, three times (drawer → preparation → bedside); add the 'rights' — route, time, documentation."</w:t>
+      </w:r>
+    </w:p>
+    <w:p>
+      <w:r>
+        <w:t xml:space="preserve">💎 PNC Pearl: "Check it at the drawer, check it while preparing, check it at the bedside — three looks, one safe dose."</w:t>
+      </w:r>
+    </w:p>
+    <w:p>
+      <w:r>
+        <w:t xml:space="preserve">Positive Marks: 1</w:t>
+      </w:r>
+    </w:p>
+    <w:p>
+      <w:r>
+        <w:t xml:space="preserve">Negative Marks: 0.25</w:t>
       </w:r>
     </w:p>
     <w:sectPr>
       <w:pgSz w:w="12240" w:h="15840"/>
-      <w:pgMar w:top="864" w:right="1008" w:bottom="864" w:left="1008" w:header="720" w:footer="720" w:gutter="0"/>
+      <w:pgMar w:top="1440" w:right="1800" w:bottom="1440" w:left="1800" w:header="720" w:footer="720" w:gutter="0"/>
       <w:cols w:space="720"/>
       <w:docGrid w:linePitch="360"/>
     </w:sectPr>
@@ -2535,10 +2060,6 @@
     <w:name w:val="Normal"/>
     <w:qFormat/>
     <w:rsid w:val="00FC693F"/>
-    <w:rPr>
-      <w:rFonts w:ascii="Calibri" w:hAnsi="Calibri"/>
-      <w:sz w:val="22"/>
-    </w:rPr>
   </w:style>
   <w:style w:type="paragraph" w:styleId="Header">
     <w:name w:val="header"/>
